--- a/Laravel/Laravel-notes-from-docs/laravel-notes-01.docx
+++ b/Laravel/Laravel-notes-from-docs/laravel-notes-01.docx
@@ -1,6 +1,6 @@
 
 <file path=word/document.xml><?xml version="1.0" encoding="utf-8"?>
-<w:document xmlns:wpc="http://schemas.microsoft.com/office/word/2010/wordprocessingCanvas" xmlns:cx="http://schemas.microsoft.com/office/drawing/2014/chartex" xmlns:cx1="http://schemas.microsoft.com/office/drawing/2015/9/8/chartex" xmlns:cx2="http://schemas.microsoft.com/office/drawing/2015/10/21/chartex" xmlns:cx3="http://schemas.microsoft.com/office/drawing/2016/5/9/chartex" xmlns:cx4="http://schemas.microsoft.com/office/drawing/2016/5/10/chartex" xmlns:cx5="http://schemas.microsoft.com/office/drawing/2016/5/11/chartex" xmlns:cx6="http://schemas.microsoft.com/office/drawing/2016/5/12/chartex" xmlns:cx7="http://schemas.microsoft.com/office/drawing/2016/5/13/chartex" xmlns:cx8="http://schemas.microsoft.com/office/drawing/2016/5/14/chartex" xmlns:mc="http://schemas.openxmlformats.org/markup-compatibility/2006" xmlns:aink="http://schemas.microsoft.com/office/drawing/2016/ink" xmlns:am3d="http://schemas.microsoft.com/office/drawing/2017/model3d" xmlns:o="urn:schemas-microsoft-com:office:office" xmlns:oel="http://schemas.microsoft.com/office/2019/extlst" xmlns:r="http://schemas.openxmlformats.org/officeDocument/2006/relationships" xmlns:m="http://schemas.openxmlformats.org/officeDocument/2006/math" xmlns:v="urn:schemas-microsoft-com:vml" xmlns:wp14="http://schemas.microsoft.com/office/word/2010/wordprocessingDrawing" xmlns:wp="http://schemas.openxmlformats.org/drawingml/2006/wordprocessingDrawing" xmlns:w10="urn:schemas-microsoft-com:office:word" xmlns:w="http://schemas.openxmlformats.org/wordprocessingml/2006/main" xmlns:w14="http://schemas.microsoft.com/office/word/2010/wordml" xmlns:w15="http://schemas.microsoft.com/office/word/2012/wordml" xmlns:w16cex="http://schemas.microsoft.com/office/word/2018/wordml/cex" xmlns:w16cid="http://schemas.microsoft.com/office/word/2016/wordml/cid" xmlns:w16="http://schemas.microsoft.com/office/word/2018/wordml" xmlns:w16sdtdh="http://schemas.microsoft.com/office/word/2020/wordml/sdtdatahash" xmlns:w16se="http://schemas.microsoft.com/office/word/2015/wordml/symex" xmlns:wpg="http://schemas.microsoft.com/office/word/2010/wordprocessingGroup" xmlns:wpi="http://schemas.microsoft.com/office/word/2010/wordprocessingInk" xmlns:wne="http://schemas.microsoft.com/office/word/2006/wordml" xmlns:wps="http://schemas.microsoft.com/office/word/2010/wordprocessingShape" mc:Ignorable="w14 w15 w16se w16cid w16 w16cex w16sdtdh wp14">
+<w:document xmlns:wpc="http://schemas.microsoft.com/office/word/2010/wordprocessingCanvas" xmlns:cx="http://schemas.microsoft.com/office/drawing/2014/chartex" xmlns:cx1="http://schemas.microsoft.com/office/drawing/2015/9/8/chartex" xmlns:cx2="http://schemas.microsoft.com/office/drawing/2015/10/21/chartex" xmlns:cx3="http://schemas.microsoft.com/office/drawing/2016/5/9/chartex" xmlns:cx4="http://schemas.microsoft.com/office/drawing/2016/5/10/chartex" xmlns:cx5="http://schemas.microsoft.com/office/drawing/2016/5/11/chartex" xmlns:cx6="http://schemas.microsoft.com/office/drawing/2016/5/12/chartex" xmlns:cx7="http://schemas.microsoft.com/office/drawing/2016/5/13/chartex" xmlns:cx8="http://schemas.microsoft.com/office/drawing/2016/5/14/chartex" xmlns:mc="http://schemas.openxmlformats.org/markup-compatibility/2006" xmlns:aink="http://schemas.microsoft.com/office/drawing/2016/ink" xmlns:am3d="http://schemas.microsoft.com/office/drawing/2017/model3d" xmlns:o="urn:schemas-microsoft-com:office:office" xmlns:oel="http://schemas.microsoft.com/office/2019/extlst" xmlns:r="http://schemas.openxmlformats.org/officeDocument/2006/relationships" xmlns:m="http://schemas.openxmlformats.org/officeDocument/2006/math" xmlns:v="urn:schemas-microsoft-com:vml" xmlns:wp14="http://schemas.microsoft.com/office/word/2010/wordprocessingDrawing" xmlns:wp="http://schemas.openxmlformats.org/drawingml/2006/wordprocessingDrawing" xmlns:w10="urn:schemas-microsoft-com:office:word" xmlns:w="http://schemas.openxmlformats.org/wordprocessingml/2006/main" xmlns:w14="http://schemas.microsoft.com/office/word/2010/wordml" xmlns:w15="http://schemas.microsoft.com/office/word/2012/wordml" xmlns:w16cex="http://schemas.microsoft.com/office/word/2018/wordml/cex" xmlns:w16cid="http://schemas.microsoft.com/office/word/2016/wordml/cid" xmlns:w16="http://schemas.microsoft.com/office/word/2018/wordml" xmlns:w16du="http://schemas.microsoft.com/office/word/2023/wordml/word16du" xmlns:w16sdtdh="http://schemas.microsoft.com/office/word/2020/wordml/sdtdatahash" xmlns:w16sdtfl="http://schemas.microsoft.com/office/word/2024/wordml/sdtformatlock" xmlns:w16se="http://schemas.microsoft.com/office/word/2015/wordml/symex" xmlns:wpg="http://schemas.microsoft.com/office/word/2010/wordprocessingGroup" xmlns:wpi="http://schemas.microsoft.com/office/word/2010/wordprocessingInk" xmlns:wne="http://schemas.microsoft.com/office/word/2006/wordml" xmlns:wps="http://schemas.microsoft.com/office/word/2010/wordprocessingShape" mc:Ignorable="w14 w15 w16se w16cid w16 w16cex w16sdtdh w16sdtfl w16du wp14">
   <w:body>
     <w:p>
       <w:pPr>
@@ -571,19 +571,8 @@
           <w:szCs w:val="21"/>
         </w:rPr>
         <w:lastRenderedPageBreak/>
-        <w:t>&lt;?</w:t>
-      </w:r>
-      <w:proofErr w:type="spellStart"/>
-      <w:r>
-        <w:rPr>
-          <w:rFonts w:ascii="Consolas" w:eastAsia="Times New Roman" w:hAnsi="Consolas" w:cs="Times New Roman"/>
-          <w:color w:val="800000"/>
-          <w:sz w:val="21"/>
-          <w:szCs w:val="21"/>
-        </w:rPr>
-        <w:t>php</w:t>
-      </w:r>
-      <w:proofErr w:type="spellEnd"/>
+        <w:t>&lt;?php</w:t>
+      </w:r>
     </w:p>
     <w:p>
       <w:pPr>
@@ -849,25 +838,25 @@
         </w:rPr>
         <w:t>::</w:t>
       </w:r>
+      <w:r>
+        <w:rPr>
+          <w:rFonts w:ascii="Consolas" w:eastAsia="Times New Roman" w:hAnsi="Consolas" w:cs="Times New Roman"/>
+          <w:color w:val="795E26"/>
+          <w:sz w:val="21"/>
+          <w:szCs w:val="21"/>
+        </w:rPr>
+        <w:t>configure</w:t>
+      </w:r>
+      <w:r>
+        <w:rPr>
+          <w:rFonts w:ascii="Consolas" w:eastAsia="Times New Roman" w:hAnsi="Consolas" w:cs="Times New Roman"/>
+          <w:color w:val="000000"/>
+          <w:sz w:val="21"/>
+          <w:szCs w:val="21"/>
+        </w:rPr>
+        <w:t>(</w:t>
+      </w:r>
       <w:proofErr w:type="gramEnd"/>
-      <w:r>
-        <w:rPr>
-          <w:rFonts w:ascii="Consolas" w:eastAsia="Times New Roman" w:hAnsi="Consolas" w:cs="Times New Roman"/>
-          <w:color w:val="795E26"/>
-          <w:sz w:val="21"/>
-          <w:szCs w:val="21"/>
-        </w:rPr>
-        <w:t>configure</w:t>
-      </w:r>
-      <w:r>
-        <w:rPr>
-          <w:rFonts w:ascii="Consolas" w:eastAsia="Times New Roman" w:hAnsi="Consolas" w:cs="Times New Roman"/>
-          <w:color w:val="000000"/>
-          <w:sz w:val="21"/>
-          <w:szCs w:val="21"/>
-        </w:rPr>
-        <w:t>(</w:t>
-      </w:r>
       <w:r>
         <w:rPr>
           <w:rFonts w:ascii="Consolas" w:eastAsia="Times New Roman" w:hAnsi="Consolas" w:cs="Times New Roman"/>
@@ -2343,6 +2332,1354 @@
         </w:rPr>
       </w:pPr>
     </w:p>
+    <w:p>
+      <w:pPr>
+        <w:rPr>
+          <w:rFonts w:ascii="Sakkal Majalla" w:hAnsi="Sakkal Majalla" w:cs="Sakkal Majalla"/>
+          <w:sz w:val="28"/>
+          <w:szCs w:val="28"/>
+        </w:rPr>
+      </w:pPr>
+    </w:p>
+    <w:p>
+      <w:pPr>
+        <w:rPr>
+          <w:rFonts w:ascii="Sakkal Majalla" w:hAnsi="Sakkal Majalla" w:cs="Sakkal Majalla"/>
+          <w:sz w:val="28"/>
+          <w:szCs w:val="28"/>
+        </w:rPr>
+      </w:pPr>
+    </w:p>
+    <w:p>
+      <w:pPr>
+        <w:rPr>
+          <w:rFonts w:ascii="Sakkal Majalla" w:hAnsi="Sakkal Majalla" w:cs="Sakkal Majalla"/>
+          <w:sz w:val="28"/>
+          <w:szCs w:val="28"/>
+        </w:rPr>
+      </w:pPr>
+    </w:p>
+    <w:p>
+      <w:pPr>
+        <w:rPr>
+          <w:rFonts w:ascii="Sakkal Majalla" w:hAnsi="Sakkal Majalla" w:cs="Sakkal Majalla"/>
+          <w:sz w:val="28"/>
+          <w:szCs w:val="28"/>
+        </w:rPr>
+      </w:pPr>
+    </w:p>
+    <w:p>
+      <w:pPr>
+        <w:rPr>
+          <w:rFonts w:ascii="Sakkal Majalla" w:hAnsi="Sakkal Majalla" w:cs="Sakkal Majalla"/>
+          <w:sz w:val="28"/>
+          <w:szCs w:val="28"/>
+        </w:rPr>
+      </w:pPr>
+    </w:p>
+    <w:p>
+      <w:pPr>
+        <w:rPr>
+          <w:rFonts w:ascii="Sakkal Majalla" w:hAnsi="Sakkal Majalla" w:cs="Sakkal Majalla"/>
+          <w:sz w:val="28"/>
+          <w:szCs w:val="28"/>
+        </w:rPr>
+      </w:pPr>
+    </w:p>
+    <w:p>
+      <w:pPr>
+        <w:rPr>
+          <w:rFonts w:ascii="Sakkal Majalla" w:hAnsi="Sakkal Majalla" w:cs="Sakkal Majalla"/>
+          <w:sz w:val="28"/>
+          <w:szCs w:val="28"/>
+        </w:rPr>
+      </w:pPr>
+    </w:p>
+    <w:p>
+      <w:pPr>
+        <w:rPr>
+          <w:rFonts w:ascii="Sakkal Majalla" w:hAnsi="Sakkal Majalla" w:cs="Sakkal Majalla"/>
+          <w:sz w:val="28"/>
+          <w:szCs w:val="28"/>
+        </w:rPr>
+      </w:pPr>
+      <w:r>
+        <w:rPr>
+          <w:rFonts w:ascii="Sakkal Majalla" w:hAnsi="Sakkal Majalla" w:cs="Sakkal Majalla"/>
+          <w:sz w:val="28"/>
+          <w:szCs w:val="28"/>
+        </w:rPr>
+        <w:lastRenderedPageBreak/>
+        <w:t>T</w:t>
+      </w:r>
+      <w:r>
+        <w:rPr>
+          <w:rFonts w:ascii="Sakkal Majalla" w:hAnsi="Sakkal Majalla" w:cs="Sakkal Majalla"/>
+          <w:sz w:val="28"/>
+          <w:szCs w:val="28"/>
+        </w:rPr>
+        <w:t xml:space="preserve">o use Spatie </w:t>
+      </w:r>
+      <w:r>
+        <w:rPr>
+          <w:rFonts w:ascii="Sakkal Majalla" w:hAnsi="Sakkal Majalla" w:cs="Sakkal Majalla"/>
+          <w:color w:val="5B9BD5" w:themeColor="accent5"/>
+          <w:sz w:val="28"/>
+          <w:szCs w:val="28"/>
+        </w:rPr>
+        <w:t xml:space="preserve">Permission and role </w:t>
+      </w:r>
+      <w:r>
+        <w:rPr>
+          <w:rFonts w:ascii="Sakkal Majalla" w:hAnsi="Sakkal Majalla" w:cs="Sakkal Majalla"/>
+          <w:sz w:val="28"/>
+          <w:szCs w:val="28"/>
+        </w:rPr>
+        <w:t>middleware in a Laravel Application:</w:t>
+      </w:r>
+    </w:p>
+    <w:p>
+      <w:pPr>
+        <w:shd w:val="clear" w:color="auto" w:fill="FFFFFF"/>
+        <w:spacing w:after="0" w:line="285" w:lineRule="atLeast"/>
+        <w:rPr>
+          <w:rFonts w:ascii="Consolas" w:eastAsia="Times New Roman" w:hAnsi="Consolas" w:cs="Times New Roman"/>
+          <w:color w:val="3B3B3B"/>
+          <w:sz w:val="21"/>
+          <w:szCs w:val="21"/>
+        </w:rPr>
+      </w:pPr>
+      <w:r>
+        <w:rPr>
+          <w:rFonts w:ascii="Consolas" w:eastAsia="Times New Roman" w:hAnsi="Consolas" w:cs="Times New Roman"/>
+          <w:color w:val="AF00DB"/>
+          <w:sz w:val="21"/>
+          <w:szCs w:val="21"/>
+        </w:rPr>
+        <w:t>return</w:t>
+      </w:r>
+      <w:r>
+        <w:rPr>
+          <w:rFonts w:ascii="Consolas" w:eastAsia="Times New Roman" w:hAnsi="Consolas" w:cs="Times New Roman"/>
+          <w:color w:val="000000"/>
+          <w:sz w:val="21"/>
+          <w:szCs w:val="21"/>
+        </w:rPr>
+        <w:t xml:space="preserve"> </w:t>
+      </w:r>
+      <w:proofErr w:type="gramStart"/>
+      <w:r>
+        <w:rPr>
+          <w:rFonts w:ascii="Consolas" w:eastAsia="Times New Roman" w:hAnsi="Consolas" w:cs="Times New Roman"/>
+          <w:color w:val="267F99"/>
+          <w:sz w:val="21"/>
+          <w:szCs w:val="21"/>
+        </w:rPr>
+        <w:t>Application</w:t>
+      </w:r>
+      <w:r>
+        <w:rPr>
+          <w:rFonts w:ascii="Consolas" w:eastAsia="Times New Roman" w:hAnsi="Consolas" w:cs="Times New Roman"/>
+          <w:color w:val="000000"/>
+          <w:sz w:val="21"/>
+          <w:szCs w:val="21"/>
+        </w:rPr>
+        <w:t>::</w:t>
+      </w:r>
+      <w:r>
+        <w:rPr>
+          <w:rFonts w:ascii="Consolas" w:eastAsia="Times New Roman" w:hAnsi="Consolas" w:cs="Times New Roman"/>
+          <w:color w:val="795E26"/>
+          <w:sz w:val="21"/>
+          <w:szCs w:val="21"/>
+        </w:rPr>
+        <w:t>configure</w:t>
+      </w:r>
+      <w:r>
+        <w:rPr>
+          <w:rFonts w:ascii="Consolas" w:eastAsia="Times New Roman" w:hAnsi="Consolas" w:cs="Times New Roman"/>
+          <w:color w:val="000000"/>
+          <w:sz w:val="21"/>
+          <w:szCs w:val="21"/>
+        </w:rPr>
+        <w:t>(</w:t>
+      </w:r>
+      <w:proofErr w:type="gramEnd"/>
+      <w:r>
+        <w:rPr>
+          <w:rFonts w:ascii="Consolas" w:eastAsia="Times New Roman" w:hAnsi="Consolas" w:cs="Times New Roman"/>
+          <w:color w:val="001080"/>
+          <w:sz w:val="21"/>
+          <w:szCs w:val="21"/>
+        </w:rPr>
+        <w:t>basePath</w:t>
+      </w:r>
+      <w:r>
+        <w:rPr>
+          <w:rFonts w:ascii="Consolas" w:eastAsia="Times New Roman" w:hAnsi="Consolas" w:cs="Times New Roman"/>
+          <w:color w:val="000000"/>
+          <w:sz w:val="21"/>
+          <w:szCs w:val="21"/>
+        </w:rPr>
+        <w:t xml:space="preserve">: </w:t>
+      </w:r>
+      <w:r>
+        <w:rPr>
+          <w:rFonts w:ascii="Consolas" w:eastAsia="Times New Roman" w:hAnsi="Consolas" w:cs="Times New Roman"/>
+          <w:color w:val="795E26"/>
+          <w:sz w:val="21"/>
+          <w:szCs w:val="21"/>
+        </w:rPr>
+        <w:t>dirname</w:t>
+      </w:r>
+      <w:r>
+        <w:rPr>
+          <w:rFonts w:ascii="Consolas" w:eastAsia="Times New Roman" w:hAnsi="Consolas" w:cs="Times New Roman"/>
+          <w:color w:val="000000"/>
+          <w:sz w:val="21"/>
+          <w:szCs w:val="21"/>
+        </w:rPr>
+        <w:t>(</w:t>
+      </w:r>
+      <w:r>
+        <w:rPr>
+          <w:rFonts w:ascii="Consolas" w:eastAsia="Times New Roman" w:hAnsi="Consolas" w:cs="Times New Roman"/>
+          <w:color w:val="0000FF"/>
+          <w:sz w:val="21"/>
+          <w:szCs w:val="21"/>
+        </w:rPr>
+        <w:t>__DIR__</w:t>
+      </w:r>
+      <w:r>
+        <w:rPr>
+          <w:rFonts w:ascii="Consolas" w:eastAsia="Times New Roman" w:hAnsi="Consolas" w:cs="Times New Roman"/>
+          <w:color w:val="000000"/>
+          <w:sz w:val="21"/>
+          <w:szCs w:val="21"/>
+        </w:rPr>
+        <w:t>))</w:t>
+      </w:r>
+    </w:p>
+    <w:p>
+      <w:pPr>
+        <w:shd w:val="clear" w:color="auto" w:fill="FFFFFF"/>
+        <w:spacing w:after="0" w:line="285" w:lineRule="atLeast"/>
+        <w:rPr>
+          <w:rFonts w:ascii="Consolas" w:eastAsia="Times New Roman" w:hAnsi="Consolas" w:cs="Times New Roman"/>
+          <w:color w:val="3B3B3B"/>
+          <w:sz w:val="21"/>
+          <w:szCs w:val="21"/>
+        </w:rPr>
+      </w:pPr>
+      <w:r>
+        <w:rPr>
+          <w:rFonts w:ascii="Consolas" w:eastAsia="Times New Roman" w:hAnsi="Consolas" w:cs="Times New Roman"/>
+          <w:color w:val="000000"/>
+          <w:sz w:val="21"/>
+          <w:szCs w:val="21"/>
+        </w:rPr>
+        <w:t>    -&gt;</w:t>
+      </w:r>
+      <w:proofErr w:type="gramStart"/>
+      <w:r>
+        <w:rPr>
+          <w:rFonts w:ascii="Consolas" w:eastAsia="Times New Roman" w:hAnsi="Consolas" w:cs="Times New Roman"/>
+          <w:color w:val="795E26"/>
+          <w:sz w:val="21"/>
+          <w:szCs w:val="21"/>
+        </w:rPr>
+        <w:t>withRouting</w:t>
+      </w:r>
+      <w:r>
+        <w:rPr>
+          <w:rFonts w:ascii="Consolas" w:eastAsia="Times New Roman" w:hAnsi="Consolas" w:cs="Times New Roman"/>
+          <w:color w:val="000000"/>
+          <w:sz w:val="21"/>
+          <w:szCs w:val="21"/>
+        </w:rPr>
+        <w:t>(</w:t>
+      </w:r>
+      <w:proofErr w:type="gramEnd"/>
+    </w:p>
+    <w:p>
+      <w:pPr>
+        <w:shd w:val="clear" w:color="auto" w:fill="FFFFFF"/>
+        <w:spacing w:after="0" w:line="285" w:lineRule="atLeast"/>
+        <w:rPr>
+          <w:rFonts w:ascii="Consolas" w:eastAsia="Times New Roman" w:hAnsi="Consolas" w:cs="Times New Roman"/>
+          <w:color w:val="3B3B3B"/>
+          <w:sz w:val="21"/>
+          <w:szCs w:val="21"/>
+        </w:rPr>
+      </w:pPr>
+      <w:r>
+        <w:rPr>
+          <w:rFonts w:ascii="Consolas" w:eastAsia="Times New Roman" w:hAnsi="Consolas" w:cs="Times New Roman"/>
+          <w:color w:val="000000"/>
+          <w:sz w:val="21"/>
+          <w:szCs w:val="21"/>
+        </w:rPr>
+        <w:t xml:space="preserve">        </w:t>
+      </w:r>
+      <w:r>
+        <w:rPr>
+          <w:rFonts w:ascii="Consolas" w:eastAsia="Times New Roman" w:hAnsi="Consolas" w:cs="Times New Roman"/>
+          <w:color w:val="001080"/>
+          <w:sz w:val="21"/>
+          <w:szCs w:val="21"/>
+        </w:rPr>
+        <w:t>web</w:t>
+      </w:r>
+      <w:r>
+        <w:rPr>
+          <w:rFonts w:ascii="Consolas" w:eastAsia="Times New Roman" w:hAnsi="Consolas" w:cs="Times New Roman"/>
+          <w:color w:val="000000"/>
+          <w:sz w:val="21"/>
+          <w:szCs w:val="21"/>
+        </w:rPr>
+        <w:t xml:space="preserve">: </w:t>
+      </w:r>
+      <w:r>
+        <w:rPr>
+          <w:rFonts w:ascii="Consolas" w:eastAsia="Times New Roman" w:hAnsi="Consolas" w:cs="Times New Roman"/>
+          <w:color w:val="0000FF"/>
+          <w:sz w:val="21"/>
+          <w:szCs w:val="21"/>
+        </w:rPr>
+        <w:t>__DIR__</w:t>
+      </w:r>
+      <w:r>
+        <w:rPr>
+          <w:rFonts w:ascii="Consolas" w:eastAsia="Times New Roman" w:hAnsi="Consolas" w:cs="Times New Roman"/>
+          <w:color w:val="000000"/>
+          <w:sz w:val="21"/>
+          <w:szCs w:val="21"/>
+        </w:rPr>
+        <w:t>.</w:t>
+      </w:r>
+      <w:r>
+        <w:rPr>
+          <w:rFonts w:ascii="Consolas" w:eastAsia="Times New Roman" w:hAnsi="Consolas" w:cs="Times New Roman"/>
+          <w:color w:val="A31515"/>
+          <w:sz w:val="21"/>
+          <w:szCs w:val="21"/>
+        </w:rPr>
+        <w:t>'/../routes/web.php'</w:t>
+      </w:r>
+      <w:r>
+        <w:rPr>
+          <w:rFonts w:ascii="Consolas" w:eastAsia="Times New Roman" w:hAnsi="Consolas" w:cs="Times New Roman"/>
+          <w:color w:val="000000"/>
+          <w:sz w:val="21"/>
+          <w:szCs w:val="21"/>
+        </w:rPr>
+        <w:t>,</w:t>
+      </w:r>
+    </w:p>
+    <w:p>
+      <w:pPr>
+        <w:shd w:val="clear" w:color="auto" w:fill="FFFFFF"/>
+        <w:spacing w:after="0" w:line="285" w:lineRule="atLeast"/>
+        <w:rPr>
+          <w:rFonts w:ascii="Consolas" w:eastAsia="Times New Roman" w:hAnsi="Consolas" w:cs="Times New Roman"/>
+          <w:color w:val="3B3B3B"/>
+          <w:sz w:val="21"/>
+          <w:szCs w:val="21"/>
+        </w:rPr>
+      </w:pPr>
+      <w:r>
+        <w:rPr>
+          <w:rFonts w:ascii="Consolas" w:eastAsia="Times New Roman" w:hAnsi="Consolas" w:cs="Times New Roman"/>
+          <w:color w:val="000000"/>
+          <w:sz w:val="21"/>
+          <w:szCs w:val="21"/>
+        </w:rPr>
+        <w:t xml:space="preserve">        </w:t>
+      </w:r>
+      <w:r>
+        <w:rPr>
+          <w:rFonts w:ascii="Consolas" w:eastAsia="Times New Roman" w:hAnsi="Consolas" w:cs="Times New Roman"/>
+          <w:color w:val="001080"/>
+          <w:sz w:val="21"/>
+          <w:szCs w:val="21"/>
+        </w:rPr>
+        <w:t>api</w:t>
+      </w:r>
+      <w:r>
+        <w:rPr>
+          <w:rFonts w:ascii="Consolas" w:eastAsia="Times New Roman" w:hAnsi="Consolas" w:cs="Times New Roman"/>
+          <w:color w:val="000000"/>
+          <w:sz w:val="21"/>
+          <w:szCs w:val="21"/>
+        </w:rPr>
+        <w:t xml:space="preserve">: </w:t>
+      </w:r>
+      <w:r>
+        <w:rPr>
+          <w:rFonts w:ascii="Consolas" w:eastAsia="Times New Roman" w:hAnsi="Consolas" w:cs="Times New Roman"/>
+          <w:color w:val="0000FF"/>
+          <w:sz w:val="21"/>
+          <w:szCs w:val="21"/>
+        </w:rPr>
+        <w:t>__DIR__</w:t>
+      </w:r>
+      <w:r>
+        <w:rPr>
+          <w:rFonts w:ascii="Consolas" w:eastAsia="Times New Roman" w:hAnsi="Consolas" w:cs="Times New Roman"/>
+          <w:color w:val="000000"/>
+          <w:sz w:val="21"/>
+          <w:szCs w:val="21"/>
+        </w:rPr>
+        <w:t>.</w:t>
+      </w:r>
+      <w:r>
+        <w:rPr>
+          <w:rFonts w:ascii="Consolas" w:eastAsia="Times New Roman" w:hAnsi="Consolas" w:cs="Times New Roman"/>
+          <w:color w:val="A31515"/>
+          <w:sz w:val="21"/>
+          <w:szCs w:val="21"/>
+        </w:rPr>
+        <w:t>'/../routes/api.php'</w:t>
+      </w:r>
+      <w:r>
+        <w:rPr>
+          <w:rFonts w:ascii="Consolas" w:eastAsia="Times New Roman" w:hAnsi="Consolas" w:cs="Times New Roman"/>
+          <w:color w:val="000000"/>
+          <w:sz w:val="21"/>
+          <w:szCs w:val="21"/>
+        </w:rPr>
+        <w:t>,</w:t>
+      </w:r>
+    </w:p>
+    <w:p>
+      <w:pPr>
+        <w:shd w:val="clear" w:color="auto" w:fill="FFFFFF"/>
+        <w:spacing w:after="0" w:line="285" w:lineRule="atLeast"/>
+        <w:rPr>
+          <w:rFonts w:ascii="Consolas" w:eastAsia="Times New Roman" w:hAnsi="Consolas" w:cs="Times New Roman"/>
+          <w:color w:val="3B3B3B"/>
+          <w:sz w:val="21"/>
+          <w:szCs w:val="21"/>
+        </w:rPr>
+      </w:pPr>
+      <w:r>
+        <w:rPr>
+          <w:rFonts w:ascii="Consolas" w:eastAsia="Times New Roman" w:hAnsi="Consolas" w:cs="Times New Roman"/>
+          <w:color w:val="000000"/>
+          <w:sz w:val="21"/>
+          <w:szCs w:val="21"/>
+        </w:rPr>
+        <w:t xml:space="preserve">        </w:t>
+      </w:r>
+      <w:r>
+        <w:rPr>
+          <w:rFonts w:ascii="Consolas" w:eastAsia="Times New Roman" w:hAnsi="Consolas" w:cs="Times New Roman"/>
+          <w:color w:val="001080"/>
+          <w:sz w:val="21"/>
+          <w:szCs w:val="21"/>
+        </w:rPr>
+        <w:t>commands</w:t>
+      </w:r>
+      <w:r>
+        <w:rPr>
+          <w:rFonts w:ascii="Consolas" w:eastAsia="Times New Roman" w:hAnsi="Consolas" w:cs="Times New Roman"/>
+          <w:color w:val="000000"/>
+          <w:sz w:val="21"/>
+          <w:szCs w:val="21"/>
+        </w:rPr>
+        <w:t xml:space="preserve">: </w:t>
+      </w:r>
+      <w:r>
+        <w:rPr>
+          <w:rFonts w:ascii="Consolas" w:eastAsia="Times New Roman" w:hAnsi="Consolas" w:cs="Times New Roman"/>
+          <w:color w:val="0000FF"/>
+          <w:sz w:val="21"/>
+          <w:szCs w:val="21"/>
+        </w:rPr>
+        <w:t>__DIR__</w:t>
+      </w:r>
+      <w:r>
+        <w:rPr>
+          <w:rFonts w:ascii="Consolas" w:eastAsia="Times New Roman" w:hAnsi="Consolas" w:cs="Times New Roman"/>
+          <w:color w:val="000000"/>
+          <w:sz w:val="21"/>
+          <w:szCs w:val="21"/>
+        </w:rPr>
+        <w:t>.</w:t>
+      </w:r>
+      <w:r>
+        <w:rPr>
+          <w:rFonts w:ascii="Consolas" w:eastAsia="Times New Roman" w:hAnsi="Consolas" w:cs="Times New Roman"/>
+          <w:color w:val="A31515"/>
+          <w:sz w:val="21"/>
+          <w:szCs w:val="21"/>
+        </w:rPr>
+        <w:t>'/../routes/console.php'</w:t>
+      </w:r>
+      <w:r>
+        <w:rPr>
+          <w:rFonts w:ascii="Consolas" w:eastAsia="Times New Roman" w:hAnsi="Consolas" w:cs="Times New Roman"/>
+          <w:color w:val="000000"/>
+          <w:sz w:val="21"/>
+          <w:szCs w:val="21"/>
+        </w:rPr>
+        <w:t>,</w:t>
+      </w:r>
+    </w:p>
+    <w:p>
+      <w:pPr>
+        <w:shd w:val="clear" w:color="auto" w:fill="FFFFFF"/>
+        <w:spacing w:after="0" w:line="285" w:lineRule="atLeast"/>
+        <w:rPr>
+          <w:rFonts w:ascii="Consolas" w:eastAsia="Times New Roman" w:hAnsi="Consolas" w:cs="Times New Roman"/>
+          <w:color w:val="3B3B3B"/>
+          <w:sz w:val="21"/>
+          <w:szCs w:val="21"/>
+        </w:rPr>
+      </w:pPr>
+      <w:r>
+        <w:rPr>
+          <w:rFonts w:ascii="Consolas" w:eastAsia="Times New Roman" w:hAnsi="Consolas" w:cs="Times New Roman"/>
+          <w:color w:val="000000"/>
+          <w:sz w:val="21"/>
+          <w:szCs w:val="21"/>
+        </w:rPr>
+        <w:t xml:space="preserve">        </w:t>
+      </w:r>
+      <w:r>
+        <w:rPr>
+          <w:rFonts w:ascii="Consolas" w:eastAsia="Times New Roman" w:hAnsi="Consolas" w:cs="Times New Roman"/>
+          <w:color w:val="001080"/>
+          <w:sz w:val="21"/>
+          <w:szCs w:val="21"/>
+        </w:rPr>
+        <w:t>health</w:t>
+      </w:r>
+      <w:r>
+        <w:rPr>
+          <w:rFonts w:ascii="Consolas" w:eastAsia="Times New Roman" w:hAnsi="Consolas" w:cs="Times New Roman"/>
+          <w:color w:val="000000"/>
+          <w:sz w:val="21"/>
+          <w:szCs w:val="21"/>
+        </w:rPr>
+        <w:t xml:space="preserve">: </w:t>
+      </w:r>
+      <w:r>
+        <w:rPr>
+          <w:rFonts w:ascii="Consolas" w:eastAsia="Times New Roman" w:hAnsi="Consolas" w:cs="Times New Roman"/>
+          <w:color w:val="A31515"/>
+          <w:sz w:val="21"/>
+          <w:szCs w:val="21"/>
+        </w:rPr>
+        <w:t>'/up'</w:t>
+      </w:r>
+      <w:r>
+        <w:rPr>
+          <w:rFonts w:ascii="Consolas" w:eastAsia="Times New Roman" w:hAnsi="Consolas" w:cs="Times New Roman"/>
+          <w:color w:val="000000"/>
+          <w:sz w:val="21"/>
+          <w:szCs w:val="21"/>
+        </w:rPr>
+        <w:t>,</w:t>
+      </w:r>
+    </w:p>
+    <w:p>
+      <w:pPr>
+        <w:shd w:val="clear" w:color="auto" w:fill="FFFFFF"/>
+        <w:spacing w:after="0" w:line="285" w:lineRule="atLeast"/>
+        <w:rPr>
+          <w:rFonts w:ascii="Consolas" w:eastAsia="Times New Roman" w:hAnsi="Consolas" w:cs="Times New Roman"/>
+          <w:color w:val="3B3B3B"/>
+          <w:sz w:val="21"/>
+          <w:szCs w:val="21"/>
+        </w:rPr>
+      </w:pPr>
+      <w:r>
+        <w:rPr>
+          <w:rFonts w:ascii="Consolas" w:eastAsia="Times New Roman" w:hAnsi="Consolas" w:cs="Times New Roman"/>
+          <w:color w:val="000000"/>
+          <w:sz w:val="21"/>
+          <w:szCs w:val="21"/>
+        </w:rPr>
+        <w:t>    )</w:t>
+      </w:r>
+    </w:p>
+    <w:p>
+      <w:pPr>
+        <w:shd w:val="clear" w:color="auto" w:fill="FFFFFF"/>
+        <w:spacing w:after="0" w:line="285" w:lineRule="atLeast"/>
+        <w:rPr>
+          <w:rFonts w:ascii="Consolas" w:eastAsia="Times New Roman" w:hAnsi="Consolas" w:cs="Times New Roman"/>
+          <w:color w:val="3B3B3B"/>
+          <w:sz w:val="21"/>
+          <w:szCs w:val="21"/>
+        </w:rPr>
+      </w:pPr>
+      <w:r>
+        <w:rPr>
+          <w:rFonts w:ascii="Consolas" w:eastAsia="Times New Roman" w:hAnsi="Consolas" w:cs="Times New Roman"/>
+          <w:color w:val="000000"/>
+          <w:sz w:val="21"/>
+          <w:szCs w:val="21"/>
+        </w:rPr>
+        <w:t>    -&gt;</w:t>
+      </w:r>
+      <w:proofErr w:type="gramStart"/>
+      <w:r>
+        <w:rPr>
+          <w:rFonts w:ascii="Consolas" w:eastAsia="Times New Roman" w:hAnsi="Consolas" w:cs="Times New Roman"/>
+          <w:color w:val="795E26"/>
+          <w:sz w:val="21"/>
+          <w:szCs w:val="21"/>
+        </w:rPr>
+        <w:t>withMiddleware</w:t>
+      </w:r>
+      <w:r>
+        <w:rPr>
+          <w:rFonts w:ascii="Consolas" w:eastAsia="Times New Roman" w:hAnsi="Consolas" w:cs="Times New Roman"/>
+          <w:color w:val="000000"/>
+          <w:sz w:val="21"/>
+          <w:szCs w:val="21"/>
+        </w:rPr>
+        <w:t>(</w:t>
+      </w:r>
+      <w:proofErr w:type="gramEnd"/>
+      <w:r>
+        <w:rPr>
+          <w:rFonts w:ascii="Consolas" w:eastAsia="Times New Roman" w:hAnsi="Consolas" w:cs="Times New Roman"/>
+          <w:color w:val="0000FF"/>
+          <w:sz w:val="21"/>
+          <w:szCs w:val="21"/>
+        </w:rPr>
+        <w:t>function</w:t>
+      </w:r>
+      <w:r>
+        <w:rPr>
+          <w:rFonts w:ascii="Consolas" w:eastAsia="Times New Roman" w:hAnsi="Consolas" w:cs="Times New Roman"/>
+          <w:color w:val="000000"/>
+          <w:sz w:val="21"/>
+          <w:szCs w:val="21"/>
+        </w:rPr>
+        <w:t xml:space="preserve"> (</w:t>
+      </w:r>
+      <w:r>
+        <w:rPr>
+          <w:rFonts w:ascii="Consolas" w:eastAsia="Times New Roman" w:hAnsi="Consolas" w:cs="Times New Roman"/>
+          <w:color w:val="267F99"/>
+          <w:sz w:val="21"/>
+          <w:szCs w:val="21"/>
+        </w:rPr>
+        <w:t>Middleware</w:t>
+      </w:r>
+      <w:r>
+        <w:rPr>
+          <w:rFonts w:ascii="Consolas" w:eastAsia="Times New Roman" w:hAnsi="Consolas" w:cs="Times New Roman"/>
+          <w:color w:val="000000"/>
+          <w:sz w:val="21"/>
+          <w:szCs w:val="21"/>
+        </w:rPr>
+        <w:t xml:space="preserve"> </w:t>
+      </w:r>
+      <w:r>
+        <w:rPr>
+          <w:rFonts w:ascii="Consolas" w:eastAsia="Times New Roman" w:hAnsi="Consolas" w:cs="Times New Roman"/>
+          <w:color w:val="001080"/>
+          <w:sz w:val="21"/>
+          <w:szCs w:val="21"/>
+        </w:rPr>
+        <w:t>$middleware</w:t>
+      </w:r>
+      <w:r>
+        <w:rPr>
+          <w:rFonts w:ascii="Consolas" w:eastAsia="Times New Roman" w:hAnsi="Consolas" w:cs="Times New Roman"/>
+          <w:color w:val="000000"/>
+          <w:sz w:val="21"/>
+          <w:szCs w:val="21"/>
+        </w:rPr>
+        <w:t xml:space="preserve">): </w:t>
+      </w:r>
+      <w:r>
+        <w:rPr>
+          <w:rFonts w:ascii="Consolas" w:eastAsia="Times New Roman" w:hAnsi="Consolas" w:cs="Times New Roman"/>
+          <w:color w:val="0000FF"/>
+          <w:sz w:val="21"/>
+          <w:szCs w:val="21"/>
+        </w:rPr>
+        <w:t>void</w:t>
+      </w:r>
+      <w:r>
+        <w:rPr>
+          <w:rFonts w:ascii="Consolas" w:eastAsia="Times New Roman" w:hAnsi="Consolas" w:cs="Times New Roman"/>
+          <w:color w:val="000000"/>
+          <w:sz w:val="21"/>
+          <w:szCs w:val="21"/>
+        </w:rPr>
+        <w:t xml:space="preserve"> {</w:t>
+      </w:r>
+    </w:p>
+    <w:p>
+      <w:pPr>
+        <w:shd w:val="clear" w:color="auto" w:fill="FFFFFF"/>
+        <w:spacing w:after="0" w:line="285" w:lineRule="atLeast"/>
+        <w:rPr>
+          <w:rFonts w:ascii="Consolas" w:eastAsia="Times New Roman" w:hAnsi="Consolas" w:cs="Times New Roman"/>
+          <w:color w:val="3B3B3B"/>
+          <w:sz w:val="21"/>
+          <w:szCs w:val="21"/>
+        </w:rPr>
+      </w:pPr>
+      <w:r>
+        <w:rPr>
+          <w:rFonts w:ascii="Consolas" w:eastAsia="Times New Roman" w:hAnsi="Consolas" w:cs="Times New Roman"/>
+          <w:color w:val="000000"/>
+          <w:sz w:val="21"/>
+          <w:szCs w:val="21"/>
+        </w:rPr>
+        <w:t xml:space="preserve">        </w:t>
+      </w:r>
+      <w:r>
+        <w:rPr>
+          <w:rFonts w:ascii="Consolas" w:eastAsia="Times New Roman" w:hAnsi="Consolas" w:cs="Times New Roman"/>
+          <w:color w:val="001080"/>
+          <w:sz w:val="21"/>
+          <w:szCs w:val="21"/>
+        </w:rPr>
+        <w:t>$middleware</w:t>
+      </w:r>
+      <w:r>
+        <w:rPr>
+          <w:rFonts w:ascii="Consolas" w:eastAsia="Times New Roman" w:hAnsi="Consolas" w:cs="Times New Roman"/>
+          <w:color w:val="000000"/>
+          <w:sz w:val="21"/>
+          <w:szCs w:val="21"/>
+        </w:rPr>
+        <w:t>-&gt;</w:t>
+      </w:r>
+      <w:proofErr w:type="gramStart"/>
+      <w:r>
+        <w:rPr>
+          <w:rFonts w:ascii="Consolas" w:eastAsia="Times New Roman" w:hAnsi="Consolas" w:cs="Times New Roman"/>
+          <w:color w:val="795E26"/>
+          <w:sz w:val="21"/>
+          <w:szCs w:val="21"/>
+        </w:rPr>
+        <w:t>alias</w:t>
+      </w:r>
+      <w:r>
+        <w:rPr>
+          <w:rFonts w:ascii="Consolas" w:eastAsia="Times New Roman" w:hAnsi="Consolas" w:cs="Times New Roman"/>
+          <w:color w:val="000000"/>
+          <w:sz w:val="21"/>
+          <w:szCs w:val="21"/>
+        </w:rPr>
+        <w:t>(</w:t>
+      </w:r>
+      <w:proofErr w:type="gramEnd"/>
+      <w:r>
+        <w:rPr>
+          <w:rFonts w:ascii="Consolas" w:eastAsia="Times New Roman" w:hAnsi="Consolas" w:cs="Times New Roman"/>
+          <w:color w:val="000000"/>
+          <w:sz w:val="21"/>
+          <w:szCs w:val="21"/>
+        </w:rPr>
+        <w:t>[</w:t>
+      </w:r>
+    </w:p>
+    <w:p>
+      <w:pPr>
+        <w:shd w:val="clear" w:color="auto" w:fill="FFFFFF"/>
+        <w:spacing w:after="0" w:line="285" w:lineRule="atLeast"/>
+        <w:rPr>
+          <w:rFonts w:ascii="Consolas" w:eastAsia="Times New Roman" w:hAnsi="Consolas" w:cs="Times New Roman"/>
+          <w:color w:val="3B3B3B"/>
+          <w:sz w:val="21"/>
+          <w:szCs w:val="21"/>
+        </w:rPr>
+      </w:pPr>
+      <w:r>
+        <w:rPr>
+          <w:rFonts w:ascii="Consolas" w:eastAsia="Times New Roman" w:hAnsi="Consolas" w:cs="Times New Roman"/>
+          <w:color w:val="000000"/>
+          <w:sz w:val="21"/>
+          <w:szCs w:val="21"/>
+        </w:rPr>
+        <w:t xml:space="preserve">            </w:t>
+      </w:r>
+      <w:r>
+        <w:rPr>
+          <w:rFonts w:ascii="Consolas" w:eastAsia="Times New Roman" w:hAnsi="Consolas" w:cs="Times New Roman"/>
+          <w:color w:val="A31515"/>
+          <w:sz w:val="21"/>
+          <w:szCs w:val="21"/>
+        </w:rPr>
+        <w:t>'permission'</w:t>
+      </w:r>
+      <w:r>
+        <w:rPr>
+          <w:rFonts w:ascii="Consolas" w:eastAsia="Times New Roman" w:hAnsi="Consolas" w:cs="Times New Roman"/>
+          <w:color w:val="000000"/>
+          <w:sz w:val="21"/>
+          <w:szCs w:val="21"/>
+        </w:rPr>
+        <w:t xml:space="preserve"> =&gt; </w:t>
+      </w:r>
+      <w:proofErr w:type="gramStart"/>
+      <w:r>
+        <w:rPr>
+          <w:rFonts w:ascii="Consolas" w:eastAsia="Times New Roman" w:hAnsi="Consolas" w:cs="Times New Roman"/>
+          <w:color w:val="267F99"/>
+          <w:sz w:val="21"/>
+          <w:szCs w:val="21"/>
+        </w:rPr>
+        <w:t>PermissionMiddleware</w:t>
+      </w:r>
+      <w:r>
+        <w:rPr>
+          <w:rFonts w:ascii="Consolas" w:eastAsia="Times New Roman" w:hAnsi="Consolas" w:cs="Times New Roman"/>
+          <w:color w:val="000000"/>
+          <w:sz w:val="21"/>
+          <w:szCs w:val="21"/>
+        </w:rPr>
+        <w:t>::</w:t>
+      </w:r>
+      <w:proofErr w:type="gramEnd"/>
+      <w:r>
+        <w:rPr>
+          <w:rFonts w:ascii="Consolas" w:eastAsia="Times New Roman" w:hAnsi="Consolas" w:cs="Times New Roman"/>
+          <w:color w:val="0000FF"/>
+          <w:sz w:val="21"/>
+          <w:szCs w:val="21"/>
+        </w:rPr>
+        <w:t>class</w:t>
+      </w:r>
+      <w:r>
+        <w:rPr>
+          <w:rFonts w:ascii="Consolas" w:eastAsia="Times New Roman" w:hAnsi="Consolas" w:cs="Times New Roman"/>
+          <w:color w:val="000000"/>
+          <w:sz w:val="21"/>
+          <w:szCs w:val="21"/>
+        </w:rPr>
+        <w:t>,</w:t>
+      </w:r>
+    </w:p>
+    <w:p>
+      <w:pPr>
+        <w:shd w:val="clear" w:color="auto" w:fill="FFFFFF"/>
+        <w:spacing w:after="0" w:line="285" w:lineRule="atLeast"/>
+        <w:rPr>
+          <w:rFonts w:ascii="Consolas" w:eastAsia="Times New Roman" w:hAnsi="Consolas" w:cs="Times New Roman"/>
+          <w:color w:val="3B3B3B"/>
+          <w:sz w:val="21"/>
+          <w:szCs w:val="21"/>
+        </w:rPr>
+      </w:pPr>
+      <w:r>
+        <w:rPr>
+          <w:rFonts w:ascii="Consolas" w:eastAsia="Times New Roman" w:hAnsi="Consolas" w:cs="Times New Roman"/>
+          <w:color w:val="000000"/>
+          <w:sz w:val="21"/>
+          <w:szCs w:val="21"/>
+        </w:rPr>
+        <w:t xml:space="preserve">            </w:t>
+      </w:r>
+      <w:r>
+        <w:rPr>
+          <w:rFonts w:ascii="Consolas" w:eastAsia="Times New Roman" w:hAnsi="Consolas" w:cs="Times New Roman"/>
+          <w:color w:val="A31515"/>
+          <w:sz w:val="21"/>
+          <w:szCs w:val="21"/>
+        </w:rPr>
+        <w:t>'role'</w:t>
+      </w:r>
+      <w:r>
+        <w:rPr>
+          <w:rFonts w:ascii="Consolas" w:eastAsia="Times New Roman" w:hAnsi="Consolas" w:cs="Times New Roman"/>
+          <w:color w:val="000000"/>
+          <w:sz w:val="21"/>
+          <w:szCs w:val="21"/>
+        </w:rPr>
+        <w:t xml:space="preserve"> =&gt; </w:t>
+      </w:r>
+      <w:proofErr w:type="gramStart"/>
+      <w:r>
+        <w:rPr>
+          <w:rFonts w:ascii="Consolas" w:eastAsia="Times New Roman" w:hAnsi="Consolas" w:cs="Times New Roman"/>
+          <w:color w:val="267F99"/>
+          <w:sz w:val="21"/>
+          <w:szCs w:val="21"/>
+        </w:rPr>
+        <w:t>RoleMiddleware</w:t>
+      </w:r>
+      <w:r>
+        <w:rPr>
+          <w:rFonts w:ascii="Consolas" w:eastAsia="Times New Roman" w:hAnsi="Consolas" w:cs="Times New Roman"/>
+          <w:color w:val="000000"/>
+          <w:sz w:val="21"/>
+          <w:szCs w:val="21"/>
+        </w:rPr>
+        <w:t>::</w:t>
+      </w:r>
+      <w:proofErr w:type="gramEnd"/>
+      <w:r>
+        <w:rPr>
+          <w:rFonts w:ascii="Consolas" w:eastAsia="Times New Roman" w:hAnsi="Consolas" w:cs="Times New Roman"/>
+          <w:color w:val="0000FF"/>
+          <w:sz w:val="21"/>
+          <w:szCs w:val="21"/>
+        </w:rPr>
+        <w:t>class</w:t>
+      </w:r>
+      <w:r>
+        <w:rPr>
+          <w:rFonts w:ascii="Consolas" w:eastAsia="Times New Roman" w:hAnsi="Consolas" w:cs="Times New Roman"/>
+          <w:color w:val="000000"/>
+          <w:sz w:val="21"/>
+          <w:szCs w:val="21"/>
+        </w:rPr>
+        <w:t>,</w:t>
+      </w:r>
+    </w:p>
+    <w:p>
+      <w:pPr>
+        <w:shd w:val="clear" w:color="auto" w:fill="FFFFFF"/>
+        <w:spacing w:after="0" w:line="285" w:lineRule="atLeast"/>
+        <w:rPr>
+          <w:rFonts w:ascii="Consolas" w:eastAsia="Times New Roman" w:hAnsi="Consolas" w:cs="Times New Roman"/>
+          <w:color w:val="3B3B3B"/>
+          <w:sz w:val="21"/>
+          <w:szCs w:val="21"/>
+        </w:rPr>
+      </w:pPr>
+      <w:r>
+        <w:rPr>
+          <w:rFonts w:ascii="Consolas" w:eastAsia="Times New Roman" w:hAnsi="Consolas" w:cs="Times New Roman"/>
+          <w:color w:val="000000"/>
+          <w:sz w:val="21"/>
+          <w:szCs w:val="21"/>
+        </w:rPr>
+        <w:t xml:space="preserve">            </w:t>
+      </w:r>
+      <w:r>
+        <w:rPr>
+          <w:rFonts w:ascii="Consolas" w:eastAsia="Times New Roman" w:hAnsi="Consolas" w:cs="Times New Roman"/>
+          <w:color w:val="A31515"/>
+          <w:sz w:val="21"/>
+          <w:szCs w:val="21"/>
+        </w:rPr>
+        <w:t>'</w:t>
+      </w:r>
+      <w:proofErr w:type="gramStart"/>
+      <w:r>
+        <w:rPr>
+          <w:rFonts w:ascii="Consolas" w:eastAsia="Times New Roman" w:hAnsi="Consolas" w:cs="Times New Roman"/>
+          <w:color w:val="A31515"/>
+          <w:sz w:val="21"/>
+          <w:szCs w:val="21"/>
+        </w:rPr>
+        <w:t>role</w:t>
+      </w:r>
+      <w:proofErr w:type="gramEnd"/>
+      <w:r>
+        <w:rPr>
+          <w:rFonts w:ascii="Consolas" w:eastAsia="Times New Roman" w:hAnsi="Consolas" w:cs="Times New Roman"/>
+          <w:color w:val="A31515"/>
+          <w:sz w:val="21"/>
+          <w:szCs w:val="21"/>
+        </w:rPr>
+        <w:t>_or_permission'</w:t>
+      </w:r>
+      <w:r>
+        <w:rPr>
+          <w:rFonts w:ascii="Consolas" w:eastAsia="Times New Roman" w:hAnsi="Consolas" w:cs="Times New Roman"/>
+          <w:color w:val="000000"/>
+          <w:sz w:val="21"/>
+          <w:szCs w:val="21"/>
+        </w:rPr>
+        <w:t xml:space="preserve"> =&gt; </w:t>
+      </w:r>
+      <w:proofErr w:type="gramStart"/>
+      <w:r>
+        <w:rPr>
+          <w:rFonts w:ascii="Consolas" w:eastAsia="Times New Roman" w:hAnsi="Consolas" w:cs="Times New Roman"/>
+          <w:color w:val="267F99"/>
+          <w:sz w:val="21"/>
+          <w:szCs w:val="21"/>
+        </w:rPr>
+        <w:t>RoleOrPermissionMiddleware</w:t>
+      </w:r>
+      <w:r>
+        <w:rPr>
+          <w:rFonts w:ascii="Consolas" w:eastAsia="Times New Roman" w:hAnsi="Consolas" w:cs="Times New Roman"/>
+          <w:color w:val="000000"/>
+          <w:sz w:val="21"/>
+          <w:szCs w:val="21"/>
+        </w:rPr>
+        <w:t>::</w:t>
+      </w:r>
+      <w:proofErr w:type="gramEnd"/>
+      <w:r>
+        <w:rPr>
+          <w:rFonts w:ascii="Consolas" w:eastAsia="Times New Roman" w:hAnsi="Consolas" w:cs="Times New Roman"/>
+          <w:color w:val="0000FF"/>
+          <w:sz w:val="21"/>
+          <w:szCs w:val="21"/>
+        </w:rPr>
+        <w:t>class</w:t>
+      </w:r>
+      <w:r>
+        <w:rPr>
+          <w:rFonts w:ascii="Consolas" w:eastAsia="Times New Roman" w:hAnsi="Consolas" w:cs="Times New Roman"/>
+          <w:color w:val="000000"/>
+          <w:sz w:val="21"/>
+          <w:szCs w:val="21"/>
+        </w:rPr>
+        <w:t>,</w:t>
+      </w:r>
+    </w:p>
+    <w:p>
+      <w:pPr>
+        <w:shd w:val="clear" w:color="auto" w:fill="FFFFFF"/>
+        <w:spacing w:after="0" w:line="285" w:lineRule="atLeast"/>
+        <w:rPr>
+          <w:rFonts w:ascii="Consolas" w:eastAsia="Times New Roman" w:hAnsi="Consolas" w:cs="Times New Roman"/>
+          <w:color w:val="3B3B3B"/>
+          <w:sz w:val="21"/>
+          <w:szCs w:val="21"/>
+        </w:rPr>
+      </w:pPr>
+      <w:r>
+        <w:rPr>
+          <w:rFonts w:ascii="Consolas" w:eastAsia="Times New Roman" w:hAnsi="Consolas" w:cs="Times New Roman"/>
+          <w:color w:val="000000"/>
+          <w:sz w:val="21"/>
+          <w:szCs w:val="21"/>
+        </w:rPr>
+        <w:t>        ]);</w:t>
+      </w:r>
+    </w:p>
+    <w:p>
+      <w:pPr>
+        <w:shd w:val="clear" w:color="auto" w:fill="FFFFFF"/>
+        <w:spacing w:after="0" w:line="285" w:lineRule="atLeast"/>
+        <w:rPr>
+          <w:rFonts w:ascii="Consolas" w:eastAsia="Times New Roman" w:hAnsi="Consolas" w:cs="Times New Roman"/>
+          <w:color w:val="3B3B3B"/>
+          <w:sz w:val="21"/>
+          <w:szCs w:val="21"/>
+        </w:rPr>
+      </w:pPr>
+      <w:r>
+        <w:rPr>
+          <w:rFonts w:ascii="Consolas" w:eastAsia="Times New Roman" w:hAnsi="Consolas" w:cs="Times New Roman"/>
+          <w:color w:val="000000"/>
+          <w:sz w:val="21"/>
+          <w:szCs w:val="21"/>
+        </w:rPr>
+        <w:t>    })</w:t>
+      </w:r>
+    </w:p>
+    <w:p>
+      <w:pPr>
+        <w:shd w:val="clear" w:color="auto" w:fill="FFFFFF"/>
+        <w:spacing w:after="0" w:line="285" w:lineRule="atLeast"/>
+        <w:rPr>
+          <w:rFonts w:ascii="Consolas" w:eastAsia="Times New Roman" w:hAnsi="Consolas" w:cs="Times New Roman"/>
+          <w:color w:val="3B3B3B"/>
+          <w:sz w:val="21"/>
+          <w:szCs w:val="21"/>
+        </w:rPr>
+      </w:pPr>
+      <w:r>
+        <w:rPr>
+          <w:rFonts w:ascii="Consolas" w:eastAsia="Times New Roman" w:hAnsi="Consolas" w:cs="Times New Roman"/>
+          <w:color w:val="000000"/>
+          <w:sz w:val="21"/>
+          <w:szCs w:val="21"/>
+        </w:rPr>
+        <w:t>    -&gt;</w:t>
+      </w:r>
+      <w:proofErr w:type="gramStart"/>
+      <w:r>
+        <w:rPr>
+          <w:rFonts w:ascii="Consolas" w:eastAsia="Times New Roman" w:hAnsi="Consolas" w:cs="Times New Roman"/>
+          <w:color w:val="795E26"/>
+          <w:sz w:val="21"/>
+          <w:szCs w:val="21"/>
+        </w:rPr>
+        <w:t>withExceptions</w:t>
+      </w:r>
+      <w:r>
+        <w:rPr>
+          <w:rFonts w:ascii="Consolas" w:eastAsia="Times New Roman" w:hAnsi="Consolas" w:cs="Times New Roman"/>
+          <w:color w:val="000000"/>
+          <w:sz w:val="21"/>
+          <w:szCs w:val="21"/>
+        </w:rPr>
+        <w:t>(</w:t>
+      </w:r>
+      <w:proofErr w:type="gramEnd"/>
+      <w:r>
+        <w:rPr>
+          <w:rFonts w:ascii="Consolas" w:eastAsia="Times New Roman" w:hAnsi="Consolas" w:cs="Times New Roman"/>
+          <w:color w:val="0000FF"/>
+          <w:sz w:val="21"/>
+          <w:szCs w:val="21"/>
+        </w:rPr>
+        <w:t>function</w:t>
+      </w:r>
+      <w:r>
+        <w:rPr>
+          <w:rFonts w:ascii="Consolas" w:eastAsia="Times New Roman" w:hAnsi="Consolas" w:cs="Times New Roman"/>
+          <w:color w:val="000000"/>
+          <w:sz w:val="21"/>
+          <w:szCs w:val="21"/>
+        </w:rPr>
+        <w:t xml:space="preserve"> (</w:t>
+      </w:r>
+      <w:r>
+        <w:rPr>
+          <w:rFonts w:ascii="Consolas" w:eastAsia="Times New Roman" w:hAnsi="Consolas" w:cs="Times New Roman"/>
+          <w:color w:val="267F99"/>
+          <w:sz w:val="21"/>
+          <w:szCs w:val="21"/>
+        </w:rPr>
+        <w:t>Exceptions</w:t>
+      </w:r>
+      <w:r>
+        <w:rPr>
+          <w:rFonts w:ascii="Consolas" w:eastAsia="Times New Roman" w:hAnsi="Consolas" w:cs="Times New Roman"/>
+          <w:color w:val="000000"/>
+          <w:sz w:val="21"/>
+          <w:szCs w:val="21"/>
+        </w:rPr>
+        <w:t xml:space="preserve"> </w:t>
+      </w:r>
+      <w:r>
+        <w:rPr>
+          <w:rFonts w:ascii="Consolas" w:eastAsia="Times New Roman" w:hAnsi="Consolas" w:cs="Times New Roman"/>
+          <w:color w:val="001080"/>
+          <w:sz w:val="21"/>
+          <w:szCs w:val="21"/>
+        </w:rPr>
+        <w:t>$exceptions</w:t>
+      </w:r>
+      <w:r>
+        <w:rPr>
+          <w:rFonts w:ascii="Consolas" w:eastAsia="Times New Roman" w:hAnsi="Consolas" w:cs="Times New Roman"/>
+          <w:color w:val="000000"/>
+          <w:sz w:val="21"/>
+          <w:szCs w:val="21"/>
+        </w:rPr>
+        <w:t xml:space="preserve">): </w:t>
+      </w:r>
+      <w:r>
+        <w:rPr>
+          <w:rFonts w:ascii="Consolas" w:eastAsia="Times New Roman" w:hAnsi="Consolas" w:cs="Times New Roman"/>
+          <w:color w:val="0000FF"/>
+          <w:sz w:val="21"/>
+          <w:szCs w:val="21"/>
+        </w:rPr>
+        <w:t>void</w:t>
+      </w:r>
+      <w:r>
+        <w:rPr>
+          <w:rFonts w:ascii="Consolas" w:eastAsia="Times New Roman" w:hAnsi="Consolas" w:cs="Times New Roman"/>
+          <w:color w:val="000000"/>
+          <w:sz w:val="21"/>
+          <w:szCs w:val="21"/>
+        </w:rPr>
+        <w:t xml:space="preserve"> {</w:t>
+      </w:r>
+    </w:p>
+    <w:p>
+      <w:pPr>
+        <w:shd w:val="clear" w:color="auto" w:fill="FFFFFF"/>
+        <w:spacing w:after="0" w:line="285" w:lineRule="atLeast"/>
+        <w:rPr>
+          <w:rFonts w:ascii="Consolas" w:eastAsia="Times New Roman" w:hAnsi="Consolas" w:cs="Times New Roman"/>
+          <w:color w:val="3B3B3B"/>
+          <w:sz w:val="21"/>
+          <w:szCs w:val="21"/>
+        </w:rPr>
+      </w:pPr>
+      <w:r>
+        <w:rPr>
+          <w:rFonts w:ascii="Consolas" w:eastAsia="Times New Roman" w:hAnsi="Consolas" w:cs="Times New Roman"/>
+          <w:color w:val="000000"/>
+          <w:sz w:val="21"/>
+          <w:szCs w:val="21"/>
+        </w:rPr>
+        <w:t xml:space="preserve">        </w:t>
+      </w:r>
+      <w:r>
+        <w:rPr>
+          <w:rFonts w:ascii="Consolas" w:eastAsia="Times New Roman" w:hAnsi="Consolas" w:cs="Times New Roman"/>
+          <w:color w:val="008000"/>
+          <w:sz w:val="21"/>
+          <w:szCs w:val="21"/>
+        </w:rPr>
+        <w:t>//</w:t>
+      </w:r>
+    </w:p>
+    <w:p>
+      <w:pPr>
+        <w:shd w:val="clear" w:color="auto" w:fill="FFFFFF"/>
+        <w:spacing w:after="0" w:line="285" w:lineRule="atLeast"/>
+        <w:rPr>
+          <w:rFonts w:ascii="Consolas" w:eastAsia="Times New Roman" w:hAnsi="Consolas" w:cs="Times New Roman"/>
+          <w:color w:val="3B3B3B"/>
+          <w:sz w:val="21"/>
+          <w:szCs w:val="21"/>
+        </w:rPr>
+      </w:pPr>
+      <w:r>
+        <w:rPr>
+          <w:rFonts w:ascii="Consolas" w:eastAsia="Times New Roman" w:hAnsi="Consolas" w:cs="Times New Roman"/>
+          <w:color w:val="000000"/>
+          <w:sz w:val="21"/>
+          <w:szCs w:val="21"/>
+        </w:rPr>
+        <w:t>    })-&gt;</w:t>
+      </w:r>
+      <w:proofErr w:type="gramStart"/>
+      <w:r>
+        <w:rPr>
+          <w:rFonts w:ascii="Consolas" w:eastAsia="Times New Roman" w:hAnsi="Consolas" w:cs="Times New Roman"/>
+          <w:color w:val="795E26"/>
+          <w:sz w:val="21"/>
+          <w:szCs w:val="21"/>
+        </w:rPr>
+        <w:t>create</w:t>
+      </w:r>
+      <w:r>
+        <w:rPr>
+          <w:rFonts w:ascii="Consolas" w:eastAsia="Times New Roman" w:hAnsi="Consolas" w:cs="Times New Roman"/>
+          <w:color w:val="000000"/>
+          <w:sz w:val="21"/>
+          <w:szCs w:val="21"/>
+        </w:rPr>
+        <w:t>(</w:t>
+      </w:r>
+      <w:proofErr w:type="gramEnd"/>
+      <w:r>
+        <w:rPr>
+          <w:rFonts w:ascii="Consolas" w:eastAsia="Times New Roman" w:hAnsi="Consolas" w:cs="Times New Roman"/>
+          <w:color w:val="000000"/>
+          <w:sz w:val="21"/>
+          <w:szCs w:val="21"/>
+        </w:rPr>
+        <w:t>);</w:t>
+      </w:r>
+    </w:p>
+    <w:p>
+      <w:pPr>
+        <w:shd w:val="clear" w:color="auto" w:fill="FFFFFF"/>
+        <w:spacing w:after="0" w:line="285" w:lineRule="atLeast"/>
+        <w:rPr>
+          <w:rFonts w:ascii="Consolas" w:eastAsia="Times New Roman" w:hAnsi="Consolas" w:cs="Times New Roman"/>
+          <w:color w:val="3B3B3B"/>
+          <w:sz w:val="21"/>
+          <w:szCs w:val="21"/>
+        </w:rPr>
+      </w:pPr>
+      <w:r>
+        <w:rPr>
+          <w:rFonts w:ascii="Consolas" w:eastAsia="Times New Roman" w:hAnsi="Consolas" w:cs="Times New Roman"/>
+          <w:color w:val="3B3B3B"/>
+          <w:sz w:val="21"/>
+          <w:szCs w:val="21"/>
+        </w:rPr>
+        <w:tab/>
+      </w:r>
+      <w:r>
+        <w:rPr>
+          <w:rFonts w:ascii="Consolas" w:eastAsia="Times New Roman" w:hAnsi="Consolas" w:cs="Times New Roman"/>
+          <w:color w:val="3B3B3B"/>
+          <w:sz w:val="21"/>
+          <w:szCs w:val="21"/>
+        </w:rPr>
+        <w:tab/>
+        <w:t>----------------------------------------------------</w:t>
+      </w:r>
+    </w:p>
+    <w:p>
+      <w:pPr>
+        <w:rPr>
+          <w:rFonts w:ascii="Sakkal Majalla" w:hAnsi="Sakkal Majalla" w:cs="Sakkal Majalla"/>
+          <w:sz w:val="28"/>
+          <w:szCs w:val="28"/>
+        </w:rPr>
+      </w:pPr>
+      <w:r>
+        <w:rPr>
+          <w:rFonts w:ascii="Sakkal Majalla" w:hAnsi="Sakkal Majalla" w:cs="Sakkal Majalla"/>
+          <w:sz w:val="28"/>
+          <w:szCs w:val="28"/>
+        </w:rPr>
+        <w:drawing>
+          <wp:inline distT="0" distB="0" distL="0" distR="0" wp14:anchorId="5D48E3C6" wp14:editId="57D43054">
+            <wp:extent cx="5943600" cy="3154680"/>
+            <wp:effectExtent l="0" t="0" r="0" b="7620"/>
+            <wp:docPr id="1370362838" name="Picture 1"/>
+            <wp:cNvGraphicFramePr>
+              <a:graphicFrameLocks xmlns:a="http://schemas.openxmlformats.org/drawingml/2006/main" noChangeAspect="1"/>
+            </wp:cNvGraphicFramePr>
+            <a:graphic xmlns:a="http://schemas.openxmlformats.org/drawingml/2006/main">
+              <a:graphicData uri="http://schemas.openxmlformats.org/drawingml/2006/picture">
+                <pic:pic xmlns:pic="http://schemas.openxmlformats.org/drawingml/2006/picture">
+                  <pic:nvPicPr>
+                    <pic:cNvPr id="1370362838" name=""/>
+                    <pic:cNvPicPr/>
+                  </pic:nvPicPr>
+                  <pic:blipFill>
+                    <a:blip r:embed="rId17"/>
+                    <a:stretch>
+                      <a:fillRect/>
+                    </a:stretch>
+                  </pic:blipFill>
+                  <pic:spPr>
+                    <a:xfrm>
+                      <a:off x="0" y="0"/>
+                      <a:ext cx="5943600" cy="3154680"/>
+                    </a:xfrm>
+                    <a:prstGeom prst="rect">
+                      <a:avLst/>
+                    </a:prstGeom>
+                  </pic:spPr>
+                </pic:pic>
+              </a:graphicData>
+            </a:graphic>
+          </wp:inline>
+        </w:drawing>
+      </w:r>
+    </w:p>
+    <w:p>
+      <w:pPr>
+        <w:ind w:left="720" w:firstLine="720"/>
+        <w:rPr>
+          <w:rFonts w:ascii="Sakkal Majalla" w:hAnsi="Sakkal Majalla" w:cs="Sakkal Majalla"/>
+          <w:sz w:val="28"/>
+          <w:szCs w:val="28"/>
+        </w:rPr>
+      </w:pPr>
+      <w:r>
+        <w:rPr>
+          <w:rFonts w:ascii="Sakkal Majalla" w:hAnsi="Sakkal Majalla" w:cs="Sakkal Majalla"/>
+          <w:sz w:val="28"/>
+          <w:szCs w:val="28"/>
+        </w:rPr>
+        <w:t>********************************************************</w:t>
+      </w:r>
+    </w:p>
+    <w:p>
+      <w:pPr>
+        <w:rPr>
+          <w:rFonts w:ascii="Sakkal Majalla" w:hAnsi="Sakkal Majalla" w:cs="Sakkal Majalla"/>
+          <w:sz w:val="28"/>
+          <w:szCs w:val="28"/>
+        </w:rPr>
+      </w:pPr>
+    </w:p>
     <w:sectPr>
       <w:pgSz w:w="12240" w:h="15840"/>
       <w:pgMar w:top="1440" w:right="1440" w:bottom="1440" w:left="1440" w:header="720" w:footer="720" w:gutter="0"/>
@@ -2354,7 +3691,7 @@
 </file>
 
 <file path=word/styles.xml><?xml version="1.0" encoding="utf-8"?>
-<w:styles xmlns:mc="http://schemas.openxmlformats.org/markup-compatibility/2006" xmlns:r="http://schemas.openxmlformats.org/officeDocument/2006/relationships" xmlns:w="http://schemas.openxmlformats.org/wordprocessingml/2006/main" xmlns:w14="http://schemas.microsoft.com/office/word/2010/wordml" xmlns:w15="http://schemas.microsoft.com/office/word/2012/wordml" xmlns:w16cex="http://schemas.microsoft.com/office/word/2018/wordml/cex" xmlns:w16cid="http://schemas.microsoft.com/office/word/2016/wordml/cid" xmlns:w16="http://schemas.microsoft.com/office/word/2018/wordml" xmlns:w16sdtdh="http://schemas.microsoft.com/office/word/2020/wordml/sdtdatahash" xmlns:w16se="http://schemas.microsoft.com/office/word/2015/wordml/symex" mc:Ignorable="w14 w15 w16se w16cid w16 w16cex w16sdtdh">
+<w:styles xmlns:mc="http://schemas.openxmlformats.org/markup-compatibility/2006" xmlns:r="http://schemas.openxmlformats.org/officeDocument/2006/relationships" xmlns:w="http://schemas.openxmlformats.org/wordprocessingml/2006/main" xmlns:w14="http://schemas.microsoft.com/office/word/2010/wordml" xmlns:w15="http://schemas.microsoft.com/office/word/2012/wordml" xmlns:w16cex="http://schemas.microsoft.com/office/word/2018/wordml/cex" xmlns:w16cid="http://schemas.microsoft.com/office/word/2016/wordml/cid" xmlns:w16="http://schemas.microsoft.com/office/word/2018/wordml" xmlns:w16du="http://schemas.microsoft.com/office/word/2023/wordml/word16du" xmlns:w16sdtdh="http://schemas.microsoft.com/office/word/2020/wordml/sdtdatahash" xmlns:w16sdtfl="http://schemas.microsoft.com/office/word/2024/wordml/sdtformatlock" xmlns:w16se="http://schemas.microsoft.com/office/word/2015/wordml/symex" mc:Ignorable="w14 w15 w16se w16cid w16 w16cex w16sdtdh w16sdtfl w16du">
   <w:docDefaults>
     <w:rPrDefault>
       <w:rPr>

--- a/Laravel/Laravel-notes-from-docs/laravel-notes-01.docx
+++ b/Laravel/Laravel-notes-from-docs/laravel-notes-01.docx
@@ -571,8 +571,19 @@
           <w:szCs w:val="21"/>
         </w:rPr>
         <w:lastRenderedPageBreak/>
-        <w:t>&lt;?php</w:t>
-      </w:r>
+        <w:t>&lt;?</w:t>
+      </w:r>
+      <w:proofErr w:type="spellStart"/>
+      <w:r>
+        <w:rPr>
+          <w:rFonts w:ascii="Consolas" w:eastAsia="Times New Roman" w:hAnsi="Consolas" w:cs="Times New Roman"/>
+          <w:color w:val="800000"/>
+          <w:sz w:val="21"/>
+          <w:szCs w:val="21"/>
+        </w:rPr>
+        <w:t>php</w:t>
+      </w:r>
+      <w:proofErr w:type="spellEnd"/>
     </w:p>
     <w:p>
       <w:pPr>
@@ -1532,6 +1543,7 @@
         </w:rPr>
         <w:t>(</w:t>
       </w:r>
+      <w:proofErr w:type="spellStart"/>
       <w:r>
         <w:rPr>
           <w:rFonts w:ascii="Consolas" w:eastAsia="Times New Roman" w:hAnsi="Consolas" w:cs="Times New Roman"/>
@@ -1541,6 +1553,7 @@
         </w:rPr>
         <w:t>base_path</w:t>
       </w:r>
+      <w:proofErr w:type="spellEnd"/>
       <w:r>
         <w:rPr>
           <w:rFonts w:ascii="Consolas" w:eastAsia="Times New Roman" w:hAnsi="Consolas" w:cs="Times New Roman"/>
@@ -1557,7 +1570,27 @@
           <w:sz w:val="21"/>
           <w:szCs w:val="21"/>
         </w:rPr>
-        <w:t>'routes/webhooks.php'</w:t>
+        <w:t>'routes/</w:t>
+      </w:r>
+      <w:proofErr w:type="spellStart"/>
+      <w:r>
+        <w:rPr>
+          <w:rFonts w:ascii="Consolas" w:eastAsia="Times New Roman" w:hAnsi="Consolas" w:cs="Times New Roman"/>
+          <w:color w:val="A31515"/>
+          <w:sz w:val="21"/>
+          <w:szCs w:val="21"/>
+        </w:rPr>
+        <w:t>webhooks.php</w:t>
+      </w:r>
+      <w:proofErr w:type="spellEnd"/>
+      <w:r>
+        <w:rPr>
+          <w:rFonts w:ascii="Consolas" w:eastAsia="Times New Roman" w:hAnsi="Consolas" w:cs="Times New Roman"/>
+          <w:color w:val="A31515"/>
+          <w:sz w:val="21"/>
+          <w:szCs w:val="21"/>
+        </w:rPr>
+        <w:t>'</w:t>
       </w:r>
       <w:r>
         <w:rPr>
@@ -3613,6 +3646,7 @@
       <w:r>
         <w:rPr>
           <w:rFonts w:ascii="Sakkal Majalla" w:hAnsi="Sakkal Majalla" w:cs="Sakkal Majalla"/>
+          <w:noProof/>
           <w:sz w:val="28"/>
           <w:szCs w:val="28"/>
         </w:rPr>
@@ -3651,6 +3685,272 @@
             </a:graphic>
           </wp:inline>
         </w:drawing>
+      </w:r>
+    </w:p>
+    <w:p>
+      <w:pPr>
+        <w:ind w:left="720" w:firstLine="720"/>
+        <w:rPr>
+          <w:rFonts w:ascii="Sakkal Majalla" w:hAnsi="Sakkal Majalla" w:cs="Sakkal Majalla"/>
+          <w:sz w:val="28"/>
+          <w:szCs w:val="28"/>
+        </w:rPr>
+      </w:pPr>
+      <w:r>
+        <w:rPr>
+          <w:rFonts w:ascii="Sakkal Majalla" w:hAnsi="Sakkal Majalla" w:cs="Sakkal Majalla"/>
+          <w:sz w:val="28"/>
+          <w:szCs w:val="28"/>
+        </w:rPr>
+        <w:t>********************************************************</w:t>
+      </w:r>
+    </w:p>
+    <w:p>
+      <w:pPr>
+        <w:rPr>
+          <w:rFonts w:ascii="Sakkal Majalla" w:hAnsi="Sakkal Majalla" w:cs="Sakkal Majalla"/>
+          <w:sz w:val="28"/>
+          <w:szCs w:val="28"/>
+        </w:rPr>
+      </w:pPr>
+    </w:p>
+    <w:p>
+      <w:pPr>
+        <w:rPr>
+          <w:rFonts w:ascii="Sakkal Majalla" w:hAnsi="Sakkal Majalla" w:cs="Sakkal Majalla"/>
+          <w:sz w:val="28"/>
+          <w:szCs w:val="28"/>
+        </w:rPr>
+      </w:pPr>
+    </w:p>
+    <w:p>
+      <w:pPr>
+        <w:rPr>
+          <w:rFonts w:ascii="Sakkal Majalla" w:hAnsi="Sakkal Majalla" w:cs="Sakkal Majalla"/>
+          <w:sz w:val="28"/>
+          <w:szCs w:val="28"/>
+        </w:rPr>
+      </w:pPr>
+      <w:r>
+        <w:rPr>
+          <w:rFonts w:ascii="Sakkal Majalla" w:hAnsi="Sakkal Majalla" w:cs="Sakkal Majalla"/>
+          <w:sz w:val="28"/>
+          <w:szCs w:val="28"/>
+        </w:rPr>
+        <w:lastRenderedPageBreak/>
+        <w:t>When we create a seeder for a model, and the model has relationships, then we can use the has-method with the model factory to generate the data:</w:t>
+      </w:r>
+    </w:p>
+    <w:p>
+      <w:pPr>
+        <w:rPr>
+          <w:rFonts w:ascii="Sakkal Majalla" w:hAnsi="Sakkal Majalla" w:cs="Sakkal Majalla"/>
+          <w:b/>
+          <w:bCs/>
+          <w:color w:val="C00000"/>
+          <w:sz w:val="28"/>
+          <w:szCs w:val="28"/>
+        </w:rPr>
+      </w:pPr>
+      <w:r>
+        <w:rPr>
+          <w:rFonts w:ascii="Sakkal Majalla" w:hAnsi="Sakkal Majalla" w:cs="Sakkal Majalla"/>
+          <w:b/>
+          <w:bCs/>
+          <w:color w:val="C00000"/>
+          <w:sz w:val="28"/>
+          <w:szCs w:val="28"/>
+        </w:rPr>
+        <w:t>Ex</w:t>
+      </w:r>
+      <w:r>
+        <w:rPr>
+          <w:rFonts w:ascii="Sakkal Majalla" w:hAnsi="Sakkal Majalla" w:cs="Sakkal Majalla"/>
+          <w:sz w:val="28"/>
+          <w:szCs w:val="28"/>
+        </w:rPr>
+        <w:t xml:space="preserve">: </w:t>
+      </w:r>
+      <w:proofErr w:type="gramStart"/>
+      <w:r>
+        <w:rPr>
+          <w:rFonts w:ascii="Sakkal Majalla" w:hAnsi="Sakkal Majalla" w:cs="Sakkal Majalla"/>
+          <w:b/>
+          <w:bCs/>
+          <w:color w:val="0070C0"/>
+          <w:sz w:val="28"/>
+          <w:szCs w:val="28"/>
+        </w:rPr>
+        <w:t>User</w:t>
+      </w:r>
+      <w:r>
+        <w:rPr>
+          <w:rFonts w:ascii="Sakkal Majalla" w:hAnsi="Sakkal Majalla" w:cs="Sakkal Majalla"/>
+          <w:sz w:val="28"/>
+          <w:szCs w:val="28"/>
+        </w:rPr>
+        <w:t>::</w:t>
+      </w:r>
+      <w:proofErr w:type="gramEnd"/>
+      <w:r>
+        <w:rPr>
+          <w:rFonts w:ascii="Sakkal Majalla" w:hAnsi="Sakkal Majalla" w:cs="Sakkal Majalla"/>
+          <w:b/>
+          <w:bCs/>
+          <w:color w:val="0070C0"/>
+          <w:sz w:val="28"/>
+          <w:szCs w:val="28"/>
+        </w:rPr>
+        <w:t>factory</w:t>
+      </w:r>
+      <w:r>
+        <w:rPr>
+          <w:rFonts w:ascii="Sakkal Majalla" w:hAnsi="Sakkal Majalla" w:cs="Sakkal Majalla"/>
+          <w:sz w:val="28"/>
+          <w:szCs w:val="28"/>
+        </w:rPr>
+        <w:t>(</w:t>
+      </w:r>
+      <w:r>
+        <w:rPr>
+          <w:rFonts w:ascii="Sakkal Majalla" w:hAnsi="Sakkal Majalla" w:cs="Sakkal Majalla"/>
+          <w:color w:val="538135" w:themeColor="accent6" w:themeShade="BF"/>
+          <w:sz w:val="28"/>
+          <w:szCs w:val="28"/>
+        </w:rPr>
+        <w:t>50</w:t>
+      </w:r>
+      <w:r>
+        <w:rPr>
+          <w:rFonts w:ascii="Sakkal Majalla" w:hAnsi="Sakkal Majalla" w:cs="Sakkal Majalla"/>
+          <w:sz w:val="28"/>
+          <w:szCs w:val="28"/>
+        </w:rPr>
+        <w:t>)-&gt;</w:t>
+      </w:r>
+      <w:proofErr w:type="gramStart"/>
+      <w:r>
+        <w:rPr>
+          <w:rFonts w:ascii="Sakkal Majalla" w:hAnsi="Sakkal Majalla" w:cs="Sakkal Majalla"/>
+          <w:b/>
+          <w:bCs/>
+          <w:color w:val="0070C0"/>
+          <w:sz w:val="28"/>
+          <w:szCs w:val="28"/>
+        </w:rPr>
+        <w:t>has</w:t>
+      </w:r>
+      <w:r>
+        <w:rPr>
+          <w:rFonts w:ascii="Sakkal Majalla" w:hAnsi="Sakkal Majalla" w:cs="Sakkal Majalla"/>
+          <w:sz w:val="28"/>
+          <w:szCs w:val="28"/>
+        </w:rPr>
+        <w:t>(</w:t>
+      </w:r>
+      <w:r>
+        <w:rPr>
+          <w:rFonts w:ascii="Sakkal Majalla" w:hAnsi="Sakkal Majalla" w:cs="Sakkal Majalla"/>
+          <w:b/>
+          <w:bCs/>
+          <w:color w:val="0070C0"/>
+          <w:sz w:val="28"/>
+          <w:szCs w:val="28"/>
+        </w:rPr>
+        <w:t>Vehicle</w:t>
+      </w:r>
+      <w:r>
+        <w:rPr>
+          <w:rFonts w:ascii="Sakkal Majalla" w:hAnsi="Sakkal Majalla" w:cs="Sakkal Majalla"/>
+          <w:sz w:val="28"/>
+          <w:szCs w:val="28"/>
+        </w:rPr>
+        <w:t>::</w:t>
+      </w:r>
+      <w:proofErr w:type="gramEnd"/>
+      <w:r>
+        <w:rPr>
+          <w:rFonts w:ascii="Sakkal Majalla" w:hAnsi="Sakkal Majalla" w:cs="Sakkal Majalla"/>
+          <w:b/>
+          <w:bCs/>
+          <w:color w:val="0070C0"/>
+          <w:sz w:val="28"/>
+          <w:szCs w:val="28"/>
+        </w:rPr>
+        <w:t>factory</w:t>
+      </w:r>
+      <w:r>
+        <w:rPr>
+          <w:rFonts w:ascii="Sakkal Majalla" w:hAnsi="Sakkal Majalla" w:cs="Sakkal Majalla"/>
+          <w:sz w:val="28"/>
+          <w:szCs w:val="28"/>
+        </w:rPr>
+        <w:t>()-&gt;</w:t>
+      </w:r>
+      <w:r>
+        <w:rPr>
+          <w:rFonts w:ascii="Sakkal Majalla" w:hAnsi="Sakkal Majalla" w:cs="Sakkal Majalla"/>
+          <w:b/>
+          <w:bCs/>
+          <w:color w:val="0070C0"/>
+          <w:sz w:val="28"/>
+          <w:szCs w:val="28"/>
+        </w:rPr>
+        <w:t>count</w:t>
+      </w:r>
+      <w:r>
+        <w:rPr>
+          <w:rFonts w:ascii="Sakkal Majalla" w:hAnsi="Sakkal Majalla" w:cs="Sakkal Majalla"/>
+          <w:sz w:val="28"/>
+          <w:szCs w:val="28"/>
+        </w:rPr>
+        <w:t>(</w:t>
+      </w:r>
+      <w:r>
+        <w:rPr>
+          <w:rFonts w:ascii="Sakkal Majalla" w:hAnsi="Sakkal Majalla" w:cs="Sakkal Majalla"/>
+          <w:color w:val="538135" w:themeColor="accent6" w:themeShade="BF"/>
+          <w:sz w:val="28"/>
+          <w:szCs w:val="28"/>
+        </w:rPr>
+        <w:t>3</w:t>
+      </w:r>
+      <w:r>
+        <w:rPr>
+          <w:rFonts w:ascii="Sakkal Majalla" w:hAnsi="Sakkal Majalla" w:cs="Sakkal Majalla"/>
+          <w:sz w:val="28"/>
+          <w:szCs w:val="28"/>
+        </w:rPr>
+        <w:t>))-&gt;</w:t>
+      </w:r>
+      <w:proofErr w:type="gramStart"/>
+      <w:r>
+        <w:rPr>
+          <w:rFonts w:ascii="Sakkal Majalla" w:hAnsi="Sakkal Majalla" w:cs="Sakkal Majalla"/>
+          <w:b/>
+          <w:bCs/>
+          <w:color w:val="0070C0"/>
+          <w:sz w:val="28"/>
+          <w:szCs w:val="28"/>
+        </w:rPr>
+        <w:t>create</w:t>
+      </w:r>
+      <w:r>
+        <w:rPr>
+          <w:rFonts w:ascii="Sakkal Majalla" w:hAnsi="Sakkal Majalla" w:cs="Sakkal Majalla"/>
+          <w:sz w:val="28"/>
+          <w:szCs w:val="28"/>
+        </w:rPr>
+        <w:t>(</w:t>
+      </w:r>
+      <w:proofErr w:type="gramEnd"/>
+      <w:r>
+        <w:rPr>
+          <w:rFonts w:ascii="Sakkal Majalla" w:hAnsi="Sakkal Majalla" w:cs="Sakkal Majalla"/>
+          <w:sz w:val="28"/>
+          <w:szCs w:val="28"/>
+        </w:rPr>
+        <w:t>)</w:t>
       </w:r>
     </w:p>
     <w:p>

--- a/Laravel/Laravel-notes-from-docs/laravel-notes-01.docx
+++ b/Laravel/Laravel-notes-from-docs/laravel-notes-01.docx
@@ -1971,7 +1971,6 @@
         </w:rPr>
         <w:t>    })-&gt;</w:t>
       </w:r>
-      <w:proofErr w:type="gramStart"/>
       <w:r>
         <w:rPr>
           <w:rFonts w:ascii="Consolas" w:eastAsia="Times New Roman" w:hAnsi="Consolas" w:cs="Times New Roman"/>
@@ -1988,17 +1987,7 @@
           <w:sz w:val="21"/>
           <w:szCs w:val="21"/>
         </w:rPr>
-        <w:t>(</w:t>
-      </w:r>
-      <w:proofErr w:type="gramEnd"/>
-      <w:r>
-        <w:rPr>
-          <w:rFonts w:ascii="Consolas" w:eastAsia="Times New Roman" w:hAnsi="Consolas" w:cs="Times New Roman"/>
-          <w:color w:val="000000"/>
-          <w:sz w:val="21"/>
-          <w:szCs w:val="21"/>
-        </w:rPr>
-        <w:t>);</w:t>
+        <w:t>();</w:t>
       </w:r>
     </w:p>
     <w:p>
@@ -2500,7 +2489,6 @@
         </w:rPr>
         <w:t xml:space="preserve"> </w:t>
       </w:r>
-      <w:proofErr w:type="gramStart"/>
       <w:r>
         <w:rPr>
           <w:rFonts w:ascii="Consolas" w:eastAsia="Times New Roman" w:hAnsi="Consolas" w:cs="Times New Roman"/>
@@ -2537,7 +2525,6 @@
         </w:rPr>
         <w:t>(</w:t>
       </w:r>
-      <w:proofErr w:type="gramEnd"/>
       <w:r>
         <w:rPr>
           <w:rFonts w:ascii="Consolas" w:eastAsia="Times New Roman" w:hAnsi="Consolas" w:cs="Times New Roman"/>
@@ -2613,7 +2600,6 @@
         </w:rPr>
         <w:t>    -&gt;</w:t>
       </w:r>
-      <w:proofErr w:type="gramStart"/>
       <w:r>
         <w:rPr>
           <w:rFonts w:ascii="Consolas" w:eastAsia="Times New Roman" w:hAnsi="Consolas" w:cs="Times New Roman"/>
@@ -2632,7 +2618,6 @@
         </w:rPr>
         <w:t>(</w:t>
       </w:r>
-      <w:proofErr w:type="gramEnd"/>
     </w:p>
     <w:p>
       <w:pPr>
@@ -2957,7 +2942,6 @@
         </w:rPr>
         <w:t>    -&gt;</w:t>
       </w:r>
-      <w:proofErr w:type="gramStart"/>
       <w:r>
         <w:rPr>
           <w:rFonts w:ascii="Consolas" w:eastAsia="Times New Roman" w:hAnsi="Consolas" w:cs="Times New Roman"/>
@@ -2976,7 +2960,6 @@
         </w:rPr>
         <w:t>(</w:t>
       </w:r>
-      <w:proofErr w:type="gramEnd"/>
       <w:r>
         <w:rPr>
           <w:rFonts w:ascii="Consolas" w:eastAsia="Times New Roman" w:hAnsi="Consolas" w:cs="Times New Roman"/>
@@ -3088,7 +3071,6 @@
         </w:rPr>
         <w:t>-&gt;</w:t>
       </w:r>
-      <w:proofErr w:type="gramStart"/>
       <w:r>
         <w:rPr>
           <w:rFonts w:ascii="Consolas" w:eastAsia="Times New Roman" w:hAnsi="Consolas" w:cs="Times New Roman"/>
@@ -3105,17 +3087,7 @@
           <w:sz w:val="21"/>
           <w:szCs w:val="21"/>
         </w:rPr>
-        <w:t>(</w:t>
-      </w:r>
-      <w:proofErr w:type="gramEnd"/>
-      <w:r>
-        <w:rPr>
-          <w:rFonts w:ascii="Consolas" w:eastAsia="Times New Roman" w:hAnsi="Consolas" w:cs="Times New Roman"/>
-          <w:color w:val="000000"/>
-          <w:sz w:val="21"/>
-          <w:szCs w:val="21"/>
-        </w:rPr>
-        <w:t>[</w:t>
+        <w:t>([</w:t>
       </w:r>
     </w:p>
     <w:p>
@@ -3156,7 +3128,6 @@
         </w:rPr>
         <w:t xml:space="preserve"> =&gt; </w:t>
       </w:r>
-      <w:proofErr w:type="gramStart"/>
       <w:r>
         <w:rPr>
           <w:rFonts w:ascii="Consolas" w:eastAsia="Times New Roman" w:hAnsi="Consolas" w:cs="Times New Roman"/>
@@ -3175,7 +3146,6 @@
         </w:rPr>
         <w:t>::</w:t>
       </w:r>
-      <w:proofErr w:type="gramEnd"/>
       <w:r>
         <w:rPr>
           <w:rFonts w:ascii="Consolas" w:eastAsia="Times New Roman" w:hAnsi="Consolas" w:cs="Times New Roman"/>
@@ -3233,7 +3203,6 @@
         </w:rPr>
         <w:t xml:space="preserve"> =&gt; </w:t>
       </w:r>
-      <w:proofErr w:type="gramStart"/>
       <w:r>
         <w:rPr>
           <w:rFonts w:ascii="Consolas" w:eastAsia="Times New Roman" w:hAnsi="Consolas" w:cs="Times New Roman"/>
@@ -3252,7 +3221,6 @@
         </w:rPr>
         <w:t>::</w:t>
       </w:r>
-      <w:proofErr w:type="gramEnd"/>
       <w:r>
         <w:rPr>
           <w:rFonts w:ascii="Consolas" w:eastAsia="Times New Roman" w:hAnsi="Consolas" w:cs="Times New Roman"/>
@@ -3299,27 +3267,7 @@
           <w:sz w:val="21"/>
           <w:szCs w:val="21"/>
         </w:rPr>
-        <w:t>'</w:t>
-      </w:r>
-      <w:proofErr w:type="gramStart"/>
-      <w:r>
-        <w:rPr>
-          <w:rFonts w:ascii="Consolas" w:eastAsia="Times New Roman" w:hAnsi="Consolas" w:cs="Times New Roman"/>
-          <w:color w:val="A31515"/>
-          <w:sz w:val="21"/>
-          <w:szCs w:val="21"/>
-        </w:rPr>
-        <w:t>role</w:t>
-      </w:r>
-      <w:proofErr w:type="gramEnd"/>
-      <w:r>
-        <w:rPr>
-          <w:rFonts w:ascii="Consolas" w:eastAsia="Times New Roman" w:hAnsi="Consolas" w:cs="Times New Roman"/>
-          <w:color w:val="A31515"/>
-          <w:sz w:val="21"/>
-          <w:szCs w:val="21"/>
-        </w:rPr>
-        <w:t>_or_permission'</w:t>
+        <w:t>'role_or_permission'</w:t>
       </w:r>
       <w:r>
         <w:rPr>
@@ -3330,7 +3278,6 @@
         </w:rPr>
         <w:t xml:space="preserve"> =&gt; </w:t>
       </w:r>
-      <w:proofErr w:type="gramStart"/>
       <w:r>
         <w:rPr>
           <w:rFonts w:ascii="Consolas" w:eastAsia="Times New Roman" w:hAnsi="Consolas" w:cs="Times New Roman"/>
@@ -3349,7 +3296,6 @@
         </w:rPr>
         <w:t>::</w:t>
       </w:r>
-      <w:proofErr w:type="gramEnd"/>
       <w:r>
         <w:rPr>
           <w:rFonts w:ascii="Consolas" w:eastAsia="Times New Roman" w:hAnsi="Consolas" w:cs="Times New Roman"/>
@@ -3431,7 +3377,6 @@
         </w:rPr>
         <w:t>    -&gt;</w:t>
       </w:r>
-      <w:proofErr w:type="gramStart"/>
       <w:r>
         <w:rPr>
           <w:rFonts w:ascii="Consolas" w:eastAsia="Times New Roman" w:hAnsi="Consolas" w:cs="Times New Roman"/>
@@ -3450,7 +3395,6 @@
         </w:rPr>
         <w:t>(</w:t>
       </w:r>
-      <w:proofErr w:type="gramEnd"/>
       <w:r>
         <w:rPr>
           <w:rFonts w:ascii="Consolas" w:eastAsia="Times New Roman" w:hAnsi="Consolas" w:cs="Times New Roman"/>
@@ -3574,7 +3518,6 @@
         </w:rPr>
         <w:t>    })-&gt;</w:t>
       </w:r>
-      <w:proofErr w:type="gramStart"/>
       <w:r>
         <w:rPr>
           <w:rFonts w:ascii="Consolas" w:eastAsia="Times New Roman" w:hAnsi="Consolas" w:cs="Times New Roman"/>
@@ -3591,17 +3534,7 @@
           <w:sz w:val="21"/>
           <w:szCs w:val="21"/>
         </w:rPr>
-        <w:t>(</w:t>
-      </w:r>
-      <w:proofErr w:type="gramEnd"/>
-      <w:r>
-        <w:rPr>
-          <w:rFonts w:ascii="Consolas" w:eastAsia="Times New Roman" w:hAnsi="Consolas" w:cs="Times New Roman"/>
-          <w:color w:val="000000"/>
-          <w:sz w:val="21"/>
-          <w:szCs w:val="21"/>
-        </w:rPr>
-        <w:t>);</w:t>
+        <w:t>();</w:t>
       </w:r>
     </w:p>
     <w:p>
@@ -3771,7 +3704,6 @@
         </w:rPr>
         <w:t xml:space="preserve">: </w:t>
       </w:r>
-      <w:proofErr w:type="gramStart"/>
       <w:r>
         <w:rPr>
           <w:rFonts w:ascii="Sakkal Majalla" w:hAnsi="Sakkal Majalla" w:cs="Sakkal Majalla"/>
@@ -3791,7 +3723,6 @@
         </w:rPr>
         <w:t>::</w:t>
       </w:r>
-      <w:proofErr w:type="gramEnd"/>
       <w:r>
         <w:rPr>
           <w:rFonts w:ascii="Sakkal Majalla" w:hAnsi="Sakkal Majalla" w:cs="Sakkal Majalla"/>
@@ -3828,7 +3759,6 @@
         </w:rPr>
         <w:t>)-&gt;</w:t>
       </w:r>
-      <w:proofErr w:type="gramStart"/>
       <w:r>
         <w:rPr>
           <w:rFonts w:ascii="Sakkal Majalla" w:hAnsi="Sakkal Majalla" w:cs="Sakkal Majalla"/>
@@ -3867,7 +3797,6 @@
         </w:rPr>
         <w:t>::</w:t>
       </w:r>
-      <w:proofErr w:type="gramEnd"/>
       <w:r>
         <w:rPr>
           <w:rFonts w:ascii="Sakkal Majalla" w:hAnsi="Sakkal Majalla" w:cs="Sakkal Majalla"/>
@@ -3923,7 +3852,6 @@
         </w:rPr>
         <w:t>))-&gt;</w:t>
       </w:r>
-      <w:proofErr w:type="gramStart"/>
       <w:r>
         <w:rPr>
           <w:rFonts w:ascii="Sakkal Majalla" w:hAnsi="Sakkal Majalla" w:cs="Sakkal Majalla"/>
@@ -3941,16 +3869,7 @@
           <w:sz w:val="28"/>
           <w:szCs w:val="28"/>
         </w:rPr>
-        <w:t>(</w:t>
-      </w:r>
-      <w:proofErr w:type="gramEnd"/>
-      <w:r>
-        <w:rPr>
-          <w:rFonts w:ascii="Sakkal Majalla" w:hAnsi="Sakkal Majalla" w:cs="Sakkal Majalla"/>
-          <w:sz w:val="28"/>
-          <w:szCs w:val="28"/>
-        </w:rPr>
-        <w:t>)</w:t>
+        <w:t>()</w:t>
       </w:r>
     </w:p>
     <w:p>
@@ -3969,6 +3888,127 @@
           <w:szCs w:val="28"/>
         </w:rPr>
         <w:t>********************************************************</w:t>
+      </w:r>
+    </w:p>
+    <w:p>
+      <w:pPr>
+        <w:rPr>
+          <w:rFonts w:ascii="Sakkal Majalla" w:hAnsi="Sakkal Majalla" w:cs="Sakkal Majalla"/>
+          <w:sz w:val="28"/>
+          <w:szCs w:val="28"/>
+        </w:rPr>
+      </w:pPr>
+      <w:r>
+        <w:rPr>
+          <w:rFonts w:ascii="Sakkal Majalla" w:hAnsi="Sakkal Majalla" w:cs="Sakkal Majalla"/>
+          <w:sz w:val="28"/>
+          <w:szCs w:val="28"/>
+        </w:rPr>
+        <w:drawing>
+          <wp:inline distT="0" distB="0" distL="0" distR="0" wp14:anchorId="1EE796E0" wp14:editId="3AD8F478">
+            <wp:extent cx="4739640" cy="2890877"/>
+            <wp:effectExtent l="0" t="0" r="3810" b="5080"/>
+            <wp:docPr id="60423022" name="Picture 1"/>
+            <wp:cNvGraphicFramePr>
+              <a:graphicFrameLocks xmlns:a="http://schemas.openxmlformats.org/drawingml/2006/main" noChangeAspect="1"/>
+            </wp:cNvGraphicFramePr>
+            <a:graphic xmlns:a="http://schemas.openxmlformats.org/drawingml/2006/main">
+              <a:graphicData uri="http://schemas.openxmlformats.org/drawingml/2006/picture">
+                <pic:pic xmlns:pic="http://schemas.openxmlformats.org/drawingml/2006/picture">
+                  <pic:nvPicPr>
+                    <pic:cNvPr id="60423022" name=""/>
+                    <pic:cNvPicPr/>
+                  </pic:nvPicPr>
+                  <pic:blipFill>
+                    <a:blip r:embed="rId18"/>
+                    <a:stretch>
+                      <a:fillRect/>
+                    </a:stretch>
+                  </pic:blipFill>
+                  <pic:spPr>
+                    <a:xfrm>
+                      <a:off x="0" y="0"/>
+                      <a:ext cx="4744679" cy="2893950"/>
+                    </a:xfrm>
+                    <a:prstGeom prst="rect">
+                      <a:avLst/>
+                    </a:prstGeom>
+                  </pic:spPr>
+                </pic:pic>
+              </a:graphicData>
+            </a:graphic>
+          </wp:inline>
+        </w:drawing>
+      </w:r>
+    </w:p>
+    <w:p>
+      <w:pPr>
+        <w:ind w:left="720" w:firstLine="720"/>
+        <w:rPr>
+          <w:rFonts w:ascii="Sakkal Majalla" w:hAnsi="Sakkal Majalla" w:cs="Sakkal Majalla"/>
+          <w:sz w:val="28"/>
+          <w:szCs w:val="28"/>
+        </w:rPr>
+      </w:pPr>
+      <w:r>
+        <w:rPr>
+          <w:rFonts w:ascii="Sakkal Majalla" w:hAnsi="Sakkal Majalla" w:cs="Sakkal Majalla"/>
+          <w:sz w:val="28"/>
+          <w:szCs w:val="28"/>
+        </w:rPr>
+        <w:t>********************************************************</w:t>
+      </w:r>
+    </w:p>
+    <w:p>
+      <w:pPr>
+        <w:rPr>
+          <w:rFonts w:ascii="Sakkal Majalla" w:hAnsi="Sakkal Majalla" w:cs="Sakkal Majalla"/>
+          <w:sz w:val="28"/>
+          <w:szCs w:val="28"/>
+        </w:rPr>
+      </w:pPr>
+      <w:r>
+        <w:rPr>
+          <w:rFonts w:ascii="Sakkal Majalla" w:hAnsi="Sakkal Majalla" w:cs="Sakkal Majalla"/>
+          <w:sz w:val="28"/>
+          <w:szCs w:val="28"/>
+        </w:rPr>
+        <w:lastRenderedPageBreak/>
+        <w:drawing>
+          <wp:inline distT="0" distB="0" distL="0" distR="0" wp14:anchorId="6251F090" wp14:editId="7C86A677">
+            <wp:extent cx="5867908" cy="6309907"/>
+            <wp:effectExtent l="0" t="0" r="0" b="0"/>
+            <wp:docPr id="1130664769" name="Picture 1"/>
+            <wp:cNvGraphicFramePr>
+              <a:graphicFrameLocks xmlns:a="http://schemas.openxmlformats.org/drawingml/2006/main" noChangeAspect="1"/>
+            </wp:cNvGraphicFramePr>
+            <a:graphic xmlns:a="http://schemas.openxmlformats.org/drawingml/2006/main">
+              <a:graphicData uri="http://schemas.openxmlformats.org/drawingml/2006/picture">
+                <pic:pic xmlns:pic="http://schemas.openxmlformats.org/drawingml/2006/picture">
+                  <pic:nvPicPr>
+                    <pic:cNvPr id="1130664769" name=""/>
+                    <pic:cNvPicPr/>
+                  </pic:nvPicPr>
+                  <pic:blipFill>
+                    <a:blip r:embed="rId19"/>
+                    <a:stretch>
+                      <a:fillRect/>
+                    </a:stretch>
+                  </pic:blipFill>
+                  <pic:spPr>
+                    <a:xfrm>
+                      <a:off x="0" y="0"/>
+                      <a:ext cx="5867908" cy="6309907"/>
+                    </a:xfrm>
+                    <a:prstGeom prst="rect">
+                      <a:avLst/>
+                    </a:prstGeom>
+                  </pic:spPr>
+                </pic:pic>
+              </a:graphicData>
+            </a:graphic>
+          </wp:inline>
+        </w:drawing>
       </w:r>
     </w:p>
     <w:p>
@@ -4388,6 +4428,7 @@
   <w:style w:type="paragraph" w:default="1" w:styleId="Normal">
     <w:name w:val="Normal"/>
     <w:qFormat/>
+    <w:rsid w:val="00310388"/>
   </w:style>
   <w:style w:type="character" w:default="1" w:styleId="DefaultParagraphFont">
     <w:name w:val="Default Paragraph Font"/>
